--- a/DB/공통규정/CPO-102_직분자임면규정_사랑과평안의교회.docx
+++ b/DB/공통규정/CPO-102_직분자임면규정_사랑과평안의교회.docx
@@ -33,9 +33,6 @@
     </w:p>
     <w:p>
       <w:pPr>
-        <w:pBdr>
-          <w:bottom w:val="single" w:color="C8714A" w:sz="8"/>
-        </w:pBdr>
         <w:spacing w:after="160" w:before="0"/>
         <w:jc w:val="center"/>
       </w:pPr>
@@ -138,7 +135,7 @@
               <w:bottom w:val="single" w:color="B0C8E0" w:sz="4"/>
               <w:right w:val="single" w:color="B0C8E0" w:sz="4"/>
             </w:tcBorders>
-            <w:shd w:fill="EAF1F8" w:val="clear"/>
+            <w:shd w:fill="FFFFFF" w:val="clear"/>
             <w:tcMar>
               <w:top w:type="dxa" w:w="80"/>
               <w:left w:type="dxa" w:w="160"/>
@@ -202,7 +199,7 @@
               <w:bottom w:val="single" w:color="B0C8E0" w:sz="4"/>
               <w:right w:val="single" w:color="B0C8E0" w:sz="4"/>
             </w:tcBorders>
-            <w:shd w:fill="EAF1F8" w:val="clear"/>
+            <w:shd w:fill="FFFFFF" w:val="clear"/>
             <w:tcMar>
               <w:top w:type="dxa" w:w="80"/>
               <w:left w:type="dxa" w:w="160"/>
@@ -266,7 +263,7 @@
               <w:bottom w:val="single" w:color="B0C8E0" w:sz="4"/>
               <w:right w:val="single" w:color="B0C8E0" w:sz="4"/>
             </w:tcBorders>
-            <w:shd w:fill="EAF1F8" w:val="clear"/>
+            <w:shd w:fill="FFFFFF" w:val="clear"/>
             <w:tcMar>
               <w:top w:type="dxa" w:w="80"/>
               <w:left w:type="dxa" w:w="160"/>
@@ -330,7 +327,7 @@
               <w:bottom w:val="single" w:color="B0C8E0" w:sz="4"/>
               <w:right w:val="single" w:color="B0C8E0" w:sz="4"/>
             </w:tcBorders>
-            <w:shd w:fill="EAF1F8" w:val="clear"/>
+            <w:shd w:fill="FFFFFF" w:val="clear"/>
             <w:tcMar>
               <w:top w:type="dxa" w:w="80"/>
               <w:left w:type="dxa" w:w="160"/>
@@ -394,7 +391,7 @@
               <w:bottom w:val="single" w:color="B0C8E0" w:sz="4"/>
               <w:right w:val="single" w:color="B0C8E0" w:sz="4"/>
             </w:tcBorders>
-            <w:shd w:fill="EAF1F8" w:val="clear"/>
+            <w:shd w:fill="FFFFFF" w:val="clear"/>
             <w:tcMar>
               <w:top w:type="dxa" w:w="80"/>
               <w:left w:type="dxa" w:w="160"/>
@@ -443,7 +440,7 @@
                 <w:sz w:val="18"/>
                 <w:szCs w:val="18"/>
               </w:rPr>
-              <w:t xml:space="preserve">—</w:t>
+              <w:t>말미 [개정 이력] 표 참조</w:t>
             </w:r>
           </w:p>
         </w:tc>
@@ -458,7 +455,7 @@
               <w:bottom w:val="single" w:color="B0C8E0" w:sz="4"/>
               <w:right w:val="single" w:color="B0C8E0" w:sz="4"/>
             </w:tcBorders>
-            <w:shd w:fill="EAF1F8" w:val="clear"/>
+            <w:shd w:fill="FFFFFF" w:val="clear"/>
             <w:tcMar>
               <w:top w:type="dxa" w:w="80"/>
               <w:left w:type="dxa" w:w="160"/>
@@ -956,10 +953,7 @@
     </w:p>
     <w:p>
       <w:pPr>
-        <w:pBdr>
-          <w:bottom w:val="single" w:color="C8714A" w:sz="8"/>
-        </w:pBdr>
-        <w:shd w:fill="1A3A5C" w:val="clear"/>
+        <w:shd w:fill="FFFFFF" w:val="clear"/>
         <w:spacing w:after="200" w:before="440"/>
         <w:jc w:val="center"/>
       </w:pPr>
@@ -968,7 +962,7 @@
           <w:rFonts w:ascii="맑은 고딕" w:cs="맑은 고딕" w:eastAsia="맑은 고딕" w:hAnsi="맑은 고딕"/>
           <w:b/>
           <w:bCs/>
-          <w:color w:val="FFFFFF"/>
+          <w:color w:val="1A1A1A"/>
           <w:sz w:val="27"/>
           <w:szCs w:val="27"/>
         </w:rPr>
@@ -1000,9 +994,6 @@
     </w:p>
     <w:p>
       <w:pPr>
-        <w:pBdr>
-          <w:left w:val="single" w:color="C8714A" w:sz="12"/>
-        </w:pBdr>
         <w:spacing w:after="60" w:before="260"/>
         <w:ind w:left="180"/>
       </w:pPr>
@@ -1050,9 +1041,6 @@
     </w:p>
     <w:p>
       <w:pPr>
-        <w:pBdr>
-          <w:left w:val="single" w:color="C8714A" w:sz="12"/>
-        </w:pBdr>
         <w:spacing w:after="60" w:before="260"/>
         <w:ind w:left="180"/>
       </w:pPr>
@@ -1196,9 +1184,6 @@
     </w:p>
     <w:p>
       <w:pPr>
-        <w:pBdr>
-          <w:left w:val="single" w:color="C8714A" w:sz="12"/>
-        </w:pBdr>
         <w:spacing w:after="60" w:before="260"/>
         <w:ind w:left="180"/>
       </w:pPr>
@@ -1248,12 +1233,12 @@
       <w:tblPr>
         <w:tblW w:type="dxa" w:w="9070"/>
         <w:tblBorders>
-          <w:top w:val="single" w:color="auto" w:sz="4"/>
-          <w:left w:val="single" w:color="auto" w:sz="4"/>
-          <w:bottom w:val="single" w:color="auto" w:sz="4"/>
-          <w:right w:val="single" w:color="auto" w:sz="4"/>
-          <w:insideH w:val="single" w:color="auto" w:sz="4"/>
-          <w:insideV w:val="single" w:color="auto" w:sz="4"/>
+          <w:top w:val="nil"/>
+          <w:left w:val="nil"/>
+          <w:bottom w:val="nil"/>
+          <w:right w:val="nil"/>
+          <w:insideH w:val="nil"/>
+          <w:insideV w:val="nil"/>
         </w:tblBorders>
       </w:tblPr>
       <w:tblGrid>
@@ -1263,13 +1248,7 @@
         <w:tc>
           <w:tcPr>
             <w:tcW w:type="dxa" w:w="9070"/>
-            <w:tcBorders>
-              <w:top w:val="single" w:color="2E6DA4" w:sz="4"/>
-              <w:left w:val="single" w:color="2E6DA4" w:sz="10"/>
-              <w:bottom w:val="single" w:color="2E6DA4" w:sz="4"/>
-              <w:right w:val="none" w:color="FFFFFF" w:sz="0"/>
-            </w:tcBorders>
-            <w:shd w:fill="EAF1F8" w:val="clear"/>
+            <w:shd w:fill="FFFFFF" w:val="clear"/>
             <w:tcMar>
               <w:top w:type="dxa" w:w="120"/>
               <w:left w:type="dxa" w:w="240"/>
@@ -1354,10 +1333,7 @@
     </w:p>
     <w:p>
       <w:pPr>
-        <w:pBdr>
-          <w:bottom w:val="single" w:color="C8714A" w:sz="8"/>
-        </w:pBdr>
-        <w:shd w:fill="1A3A5C" w:val="clear"/>
+        <w:shd w:fill="FFFFFF" w:val="clear"/>
         <w:spacing w:after="200" w:before="440"/>
         <w:jc w:val="center"/>
       </w:pPr>
@@ -1366,7 +1342,7 @@
           <w:rFonts w:ascii="맑은 고딕" w:cs="맑은 고딕" w:eastAsia="맑은 고딕" w:hAnsi="맑은 고딕"/>
           <w:b/>
           <w:bCs/>
-          <w:color w:val="FFFFFF"/>
+          <w:color w:val="1A1A1A"/>
           <w:sz w:val="27"/>
           <w:szCs w:val="27"/>
         </w:rPr>
@@ -1398,9 +1374,6 @@
     </w:p>
     <w:p>
       <w:pPr>
-        <w:pBdr>
-          <w:left w:val="single" w:color="C8714A" w:sz="12"/>
-        </w:pBdr>
         <w:spacing w:after="60" w:before="260"/>
         <w:ind w:left="180"/>
       </w:pPr>
@@ -1450,12 +1423,12 @@
       <w:tblPr>
         <w:tblW w:type="dxa" w:w="9070"/>
         <w:tblBorders>
-          <w:top w:val="single" w:color="auto" w:sz="4"/>
-          <w:left w:val="single" w:color="auto" w:sz="4"/>
-          <w:bottom w:val="single" w:color="auto" w:sz="4"/>
-          <w:right w:val="single" w:color="auto" w:sz="4"/>
-          <w:insideH w:val="single" w:color="auto" w:sz="4"/>
-          <w:insideV w:val="single" w:color="auto" w:sz="4"/>
+          <w:top w:val="nil"/>
+          <w:left w:val="nil"/>
+          <w:bottom w:val="nil"/>
+          <w:right w:val="nil"/>
+          <w:insideH w:val="nil"/>
+          <w:insideV w:val="nil"/>
         </w:tblBorders>
       </w:tblPr>
       <w:tblGrid>
@@ -1465,13 +1438,7 @@
         <w:tc>
           <w:tcPr>
             <w:tcW w:type="dxa" w:w="9070"/>
-            <w:tcBorders>
-              <w:top w:val="single" w:color="1A3A5C" w:sz="12"/>
-              <w:left w:val="single" w:color="1A3A5C" w:sz="8"/>
-              <w:bottom w:val="single" w:color="1A3A5C" w:sz="12"/>
-              <w:right w:val="none" w:color="FFFFFF" w:sz="0"/>
-            </w:tcBorders>
-            <w:shd w:fill="EAF1F8" w:val="clear"/>
+            <w:shd w:fill="FFFFFF" w:val="clear"/>
             <w:tcMar>
               <w:top w:type="dxa" w:w="140"/>
               <w:left w:type="dxa" w:w="280"/>
@@ -1589,9 +1556,6 @@
     </w:p>
     <w:p>
       <w:pPr>
-        <w:pBdr>
-          <w:left w:val="single" w:color="C8714A" w:sz="12"/>
-        </w:pBdr>
         <w:spacing w:after="60" w:before="260"/>
         <w:ind w:left="180"/>
       </w:pPr>
@@ -1671,9 +1635,6 @@
     </w:p>
     <w:p>
       <w:pPr>
-        <w:pBdr>
-          <w:left w:val="single" w:color="C8714A" w:sz="12"/>
-        </w:pBdr>
         <w:spacing w:after="60" w:before="260"/>
         <w:ind w:left="180"/>
       </w:pPr>
@@ -1747,7 +1708,7 @@
               <w:bottom w:val="single" w:color="B0C8E0" w:sz="4"/>
               <w:right w:val="single" w:color="B0C8E0" w:sz="4"/>
             </w:tcBorders>
-            <w:shd w:fill="1A3A5C" w:val="clear"/>
+            <w:shd w:fill="FFFFFF" w:val="clear"/>
             <w:tcMar>
               <w:top w:type="dxa" w:w="80"/>
               <w:left w:type="dxa" w:w="100"/>
@@ -1764,7 +1725,7 @@
                 <w:rFonts w:ascii="맑은 고딕" w:cs="맑은 고딕" w:eastAsia="맑은 고딕" w:hAnsi="맑은 고딕"/>
                 <w:b/>
                 <w:bCs/>
-                <w:color w:val="FFFFFF"/>
+                <w:color w:val="1A1A1A"/>
                 <w:sz w:val="17"/>
                 <w:szCs w:val="17"/>
               </w:rPr>
@@ -1781,7 +1742,7 @@
               <w:bottom w:val="single" w:color="B0C8E0" w:sz="4"/>
               <w:right w:val="single" w:color="B0C8E0" w:sz="4"/>
             </w:tcBorders>
-            <w:shd w:fill="1A3A5C" w:val="clear"/>
+            <w:shd w:fill="FFFFFF" w:val="clear"/>
             <w:tcMar>
               <w:top w:type="dxa" w:w="80"/>
               <w:left w:type="dxa" w:w="100"/>
@@ -1798,7 +1759,7 @@
                 <w:rFonts w:ascii="맑은 고딕" w:cs="맑은 고딕" w:eastAsia="맑은 고딕" w:hAnsi="맑은 고딕"/>
                 <w:b/>
                 <w:bCs/>
-                <w:color w:val="FFFFFF"/>
+                <w:color w:val="1A1A1A"/>
                 <w:sz w:val="17"/>
                 <w:szCs w:val="17"/>
               </w:rPr>
@@ -1815,7 +1776,7 @@
               <w:bottom w:val="single" w:color="B0C8E0" w:sz="4"/>
               <w:right w:val="single" w:color="B0C8E0" w:sz="4"/>
             </w:tcBorders>
-            <w:shd w:fill="1A3A5C" w:val="clear"/>
+            <w:shd w:fill="FFFFFF" w:val="clear"/>
             <w:tcMar>
               <w:top w:type="dxa" w:w="80"/>
               <w:left w:type="dxa" w:w="100"/>
@@ -1832,7 +1793,7 @@
                 <w:rFonts w:ascii="맑은 고딕" w:cs="맑은 고딕" w:eastAsia="맑은 고딕" w:hAnsi="맑은 고딕"/>
                 <w:b/>
                 <w:bCs/>
-                <w:color w:val="FFFFFF"/>
+                <w:color w:val="1A1A1A"/>
                 <w:sz w:val="17"/>
                 <w:szCs w:val="17"/>
               </w:rPr>
@@ -1849,7 +1810,7 @@
               <w:bottom w:val="single" w:color="B0C8E0" w:sz="4"/>
               <w:right w:val="single" w:color="B0C8E0" w:sz="4"/>
             </w:tcBorders>
-            <w:shd w:fill="1A3A5C" w:val="clear"/>
+            <w:shd w:fill="FFFFFF" w:val="clear"/>
             <w:tcMar>
               <w:top w:type="dxa" w:w="80"/>
               <w:left w:type="dxa" w:w="100"/>
@@ -1866,136 +1827,11 @@
                 <w:rFonts w:ascii="맑은 고딕" w:cs="맑은 고딕" w:eastAsia="맑은 고딕" w:hAnsi="맑은 고딕"/>
                 <w:b/>
                 <w:bCs/>
-                <w:color w:val="FFFFFF"/>
-                <w:sz w:val="17"/>
-                <w:szCs w:val="17"/>
-              </w:rPr>
-              <w:t xml:space="preserve">기한/담당</w:t>
-            </w:r>
-          </w:p>
-        </w:tc>
-      </w:tr>
-      <w:tr>
-        <w:tc>
-          <w:tcPr>
-            <w:tcW w:type="dxa" w:w="700"/>
-            <w:tcBorders>
-              <w:top w:val="single" w:color="B0C8E0" w:sz="4"/>
-              <w:left w:val="single" w:color="B0C8E0" w:sz="4"/>
-              <w:bottom w:val="single" w:color="B0C8E0" w:sz="4"/>
-              <w:right w:val="single" w:color="B0C8E0" w:sz="4"/>
-            </w:tcBorders>
-            <w:shd w:fill="EAF1F8" w:val="clear"/>
-            <w:tcMar>
-              <w:top w:type="dxa" w:w="70"/>
-              <w:left w:type="dxa" w:w="80"/>
-              <w:bottom w:type="dxa" w:w="70"/>
-              <w:right w:type="dxa" w:w="60"/>
-            </w:tcMar>
-          </w:tcPr>
-          <w:p>
-            <w:pPr>
-              <w:jc w:val="center"/>
-            </w:pPr>
-            <w:r>
-              <w:rPr>
-                <w:rFonts w:ascii="맑은 고딕" w:cs="맑은 고딕" w:eastAsia="맑은 고딕" w:hAnsi="맑은 고딕"/>
-                <w:b/>
-                <w:bCs/>
-                <w:color w:val="1A3A5C"/>
-                <w:sz w:val="17"/>
-                <w:szCs w:val="17"/>
-              </w:rPr>
-              <w:t xml:space="preserve">1단계</w:t>
-            </w:r>
-          </w:p>
-        </w:tc>
-        <w:tc>
-          <w:tcPr>
-            <w:tcW w:type="dxa" w:w="2000"/>
-            <w:tcBorders>
-              <w:top w:val="single" w:color="B0C8E0" w:sz="4"/>
-              <w:left w:val="single" w:color="B0C8E0" w:sz="4"/>
-              <w:bottom w:val="single" w:color="B0C8E0" w:sz="4"/>
-              <w:right w:val="single" w:color="B0C8E0" w:sz="4"/>
-            </w:tcBorders>
-            <w:shd w:fill="EAF1F8" w:val="clear"/>
-            <w:tcMar>
-              <w:top w:type="dxa" w:w="70"/>
-              <w:left w:type="dxa" w:w="120"/>
-              <w:bottom w:type="dxa" w:w="70"/>
-              <w:right w:type="dxa" w:w="80"/>
-            </w:tcMar>
-          </w:tcPr>
-          <w:p>
-            <w:r>
-              <w:rPr>
-                <w:rFonts w:ascii="맑은 고딕" w:cs="맑은 고딕" w:eastAsia="맑은 고딕" w:hAnsi="맑은 고딕"/>
-                <w:b/>
-                <w:bCs/>
-                <w:color w:val="1A3A5C"/>
-                <w:sz w:val="17"/>
-                <w:szCs w:val="17"/>
-              </w:rPr>
-              <w:t xml:space="preserve">청빙위원회 구성</w:t>
-            </w:r>
-          </w:p>
-        </w:tc>
-        <w:tc>
-          <w:tcPr>
-            <w:tcW w:type="dxa" w:w="4400"/>
-            <w:tcBorders>
-              <w:top w:val="single" w:color="B0C8E0" w:sz="4"/>
-              <w:left w:val="single" w:color="B0C8E0" w:sz="4"/>
-              <w:bottom w:val="single" w:color="B0C8E0" w:sz="4"/>
-              <w:right w:val="single" w:color="B0C8E0" w:sz="4"/>
-            </w:tcBorders>
-            <w:shd w:fill="EAF1F8" w:val="clear"/>
-            <w:tcMar>
-              <w:top w:type="dxa" w:w="70"/>
-              <w:left w:type="dxa" w:w="120"/>
-              <w:bottom w:type="dxa" w:w="70"/>
-              <w:right w:type="dxa" w:w="100"/>
-            </w:tcMar>
-          </w:tcPr>
-          <w:p>
-            <w:r>
-              <w:rPr>
-                <w:rFonts w:ascii="맑은 고딕" w:cs="맑은 고딕" w:eastAsia="맑은 고딕" w:hAnsi="맑은 고딕"/>
                 <w:color w:val="1A1A1A"/>
                 <w:sz w:val="17"/>
                 <w:szCs w:val="17"/>
               </w:rPr>
-              <w:t xml:space="preserve">제직회 결의로 청빙위원회 구성</w:t>
-            </w:r>
-          </w:p>
-        </w:tc>
-        <w:tc>
-          <w:tcPr>
-            <w:tcW w:type="dxa" w:w="1970"/>
-            <w:tcBorders>
-              <w:top w:val="single" w:color="B0C8E0" w:sz="4"/>
-              <w:left w:val="single" w:color="B0C8E0" w:sz="4"/>
-              <w:bottom w:val="single" w:color="B0C8E0" w:sz="4"/>
-              <w:right w:val="single" w:color="B0C8E0" w:sz="4"/>
-            </w:tcBorders>
-            <w:shd w:fill="EAF1F8" w:val="clear"/>
-            <w:tcMar>
-              <w:top w:type="dxa" w:w="70"/>
-              <w:left w:type="dxa" w:w="100"/>
-              <w:bottom w:type="dxa" w:w="70"/>
-              <w:right w:type="dxa" w:w="80"/>
-            </w:tcMar>
-          </w:tcPr>
-          <w:p>
-            <w:r>
-              <w:rPr>
-                <w:rFonts w:ascii="맑은 고딕" w:cs="맑은 고딕" w:eastAsia="맑은 고딕" w:hAnsi="맑은 고딕"/>
-                <w:color w:val="555555"/>
-                <w:sz w:val="16"/>
-                <w:szCs w:val="16"/>
-              </w:rPr>
-              <w:t xml:space="preserve">제직회</w:t>
+              <w:t xml:space="preserve">기한/담당</w:t>
             </w:r>
           </w:p>
         </w:tc>
@@ -2031,7 +1867,7 @@
                 <w:sz w:val="17"/>
                 <w:szCs w:val="17"/>
               </w:rPr>
-              <w:t xml:space="preserve">2단계</w:t>
+              <w:t xml:space="preserve">1단계</w:t>
             </w:r>
           </w:p>
         </w:tc>
@@ -2062,7 +1898,7 @@
                 <w:sz w:val="17"/>
                 <w:szCs w:val="17"/>
               </w:rPr>
-              <w:t xml:space="preserve">후보자 접수</w:t>
+              <w:t xml:space="preserve">청빙위원회 구성</w:t>
             </w:r>
           </w:p>
         </w:tc>
@@ -2091,7 +1927,7 @@
                 <w:sz w:val="17"/>
                 <w:szCs w:val="17"/>
               </w:rPr>
-              <w:t xml:space="preserve">교단 노회 추천 및 자체 추천 병행 (최소 2인)</w:t>
+              <w:t xml:space="preserve">제직회 결의로 청빙위원회 구성</w:t>
             </w:r>
           </w:p>
         </w:tc>
@@ -2120,132 +1956,7 @@
                 <w:sz w:val="16"/>
                 <w:szCs w:val="16"/>
               </w:rPr>
-              <w:t xml:space="preserve">청빙위원회</w:t>
-            </w:r>
-          </w:p>
-        </w:tc>
-      </w:tr>
-      <w:tr>
-        <w:tc>
-          <w:tcPr>
-            <w:tcW w:type="dxa" w:w="700"/>
-            <w:tcBorders>
-              <w:top w:val="single" w:color="B0C8E0" w:sz="4"/>
-              <w:left w:val="single" w:color="B0C8E0" w:sz="4"/>
-              <w:bottom w:val="single" w:color="B0C8E0" w:sz="4"/>
-              <w:right w:val="single" w:color="B0C8E0" w:sz="4"/>
-            </w:tcBorders>
-            <w:shd w:fill="EAF1F8" w:val="clear"/>
-            <w:tcMar>
-              <w:top w:type="dxa" w:w="70"/>
-              <w:left w:type="dxa" w:w="80"/>
-              <w:bottom w:type="dxa" w:w="70"/>
-              <w:right w:type="dxa" w:w="60"/>
-            </w:tcMar>
-          </w:tcPr>
-          <w:p>
-            <w:pPr>
-              <w:jc w:val="center"/>
-            </w:pPr>
-            <w:r>
-              <w:rPr>
-                <w:rFonts w:ascii="맑은 고딕" w:cs="맑은 고딕" w:eastAsia="맑은 고딕" w:hAnsi="맑은 고딕"/>
-                <w:b/>
-                <w:bCs/>
-                <w:color w:val="1A3A5C"/>
-                <w:sz w:val="17"/>
-                <w:szCs w:val="17"/>
-              </w:rPr>
-              <w:t xml:space="preserve">3단계</w:t>
-            </w:r>
-          </w:p>
-        </w:tc>
-        <w:tc>
-          <w:tcPr>
-            <w:tcW w:type="dxa" w:w="2000"/>
-            <w:tcBorders>
-              <w:top w:val="single" w:color="B0C8E0" w:sz="4"/>
-              <w:left w:val="single" w:color="B0C8E0" w:sz="4"/>
-              <w:bottom w:val="single" w:color="B0C8E0" w:sz="4"/>
-              <w:right w:val="single" w:color="B0C8E0" w:sz="4"/>
-            </w:tcBorders>
-            <w:shd w:fill="EAF1F8" w:val="clear"/>
-            <w:tcMar>
-              <w:top w:type="dxa" w:w="70"/>
-              <w:left w:type="dxa" w:w="120"/>
-              <w:bottom w:type="dxa" w:w="70"/>
-              <w:right w:type="dxa" w:w="80"/>
-            </w:tcMar>
-          </w:tcPr>
-          <w:p>
-            <w:r>
-              <w:rPr>
-                <w:rFonts w:ascii="맑은 고딕" w:cs="맑은 고딕" w:eastAsia="맑은 고딕" w:hAnsi="맑은 고딕"/>
-                <w:b/>
-                <w:bCs/>
-                <w:color w:val="1A3A5C"/>
-                <w:sz w:val="17"/>
-                <w:szCs w:val="17"/>
-              </w:rPr>
-              <w:t xml:space="preserve">후보자 검증</w:t>
-            </w:r>
-          </w:p>
-        </w:tc>
-        <w:tc>
-          <w:tcPr>
-            <w:tcW w:type="dxa" w:w="4400"/>
-            <w:tcBorders>
-              <w:top w:val="single" w:color="B0C8E0" w:sz="4"/>
-              <w:left w:val="single" w:color="B0C8E0" w:sz="4"/>
-              <w:bottom w:val="single" w:color="B0C8E0" w:sz="4"/>
-              <w:right w:val="single" w:color="B0C8E0" w:sz="4"/>
-            </w:tcBorders>
-            <w:shd w:fill="EAF1F8" w:val="clear"/>
-            <w:tcMar>
-              <w:top w:type="dxa" w:w="70"/>
-              <w:left w:type="dxa" w:w="120"/>
-              <w:bottom w:type="dxa" w:w="70"/>
-              <w:right w:type="dxa" w:w="100"/>
-            </w:tcMar>
-          </w:tcPr>
-          <w:p>
-            <w:r>
-              <w:rPr>
-                <w:rFonts w:ascii="맑은 고딕" w:cs="맑은 고딕" w:eastAsia="맑은 고딕" w:hAnsi="맑은 고딕"/>
-                <w:color w:val="1A1A1A"/>
-                <w:sz w:val="17"/>
-                <w:szCs w:val="17"/>
-              </w:rPr>
-              <w:t xml:space="preserve">이력·신앙·사역 검증, 설교 시연(주일 예배 1회 이상)</w:t>
-            </w:r>
-          </w:p>
-        </w:tc>
-        <w:tc>
-          <w:tcPr>
-            <w:tcW w:type="dxa" w:w="1970"/>
-            <w:tcBorders>
-              <w:top w:val="single" w:color="B0C8E0" w:sz="4"/>
-              <w:left w:val="single" w:color="B0C8E0" w:sz="4"/>
-              <w:bottom w:val="single" w:color="B0C8E0" w:sz="4"/>
-              <w:right w:val="single" w:color="B0C8E0" w:sz="4"/>
-            </w:tcBorders>
-            <w:shd w:fill="EAF1F8" w:val="clear"/>
-            <w:tcMar>
-              <w:top w:type="dxa" w:w="70"/>
-              <w:left w:type="dxa" w:w="100"/>
-              <w:bottom w:type="dxa" w:w="70"/>
-              <w:right w:type="dxa" w:w="80"/>
-            </w:tcMar>
-          </w:tcPr>
-          <w:p>
-            <w:r>
-              <w:rPr>
-                <w:rFonts w:ascii="맑은 고딕" w:cs="맑은 고딕" w:eastAsia="맑은 고딕" w:hAnsi="맑은 고딕"/>
-                <w:color w:val="555555"/>
-                <w:sz w:val="16"/>
-                <w:szCs w:val="16"/>
-              </w:rPr>
-              <w:t xml:space="preserve">청빙위원회</w:t>
+              <w:t xml:space="preserve">제직회</w:t>
             </w:r>
           </w:p>
         </w:tc>
@@ -2281,7 +1992,7 @@
                 <w:sz w:val="17"/>
                 <w:szCs w:val="17"/>
               </w:rPr>
-              <w:t xml:space="preserve">4단계</w:t>
+              <w:t xml:space="preserve">2단계</w:t>
             </w:r>
           </w:p>
         </w:tc>
@@ -2312,7 +2023,7 @@
                 <w:sz w:val="17"/>
                 <w:szCs w:val="17"/>
               </w:rPr>
-              <w:t xml:space="preserve">공동의회 상정</w:t>
+              <w:t xml:space="preserve">후보자 접수</w:t>
             </w:r>
           </w:p>
         </w:tc>
@@ -2341,7 +2052,7 @@
                 <w:sz w:val="17"/>
                 <w:szCs w:val="17"/>
               </w:rPr>
-              <w:t xml:space="preserve">후보자 1인을 공동의회에 상정</w:t>
+              <w:t xml:space="preserve">교단 노회 추천 및 자체 추천 병행 (최소 2인)</w:t>
             </w:r>
           </w:p>
         </w:tc>
@@ -2385,131 +2096,6 @@
               <w:bottom w:val="single" w:color="B0C8E0" w:sz="4"/>
               <w:right w:val="single" w:color="B0C8E0" w:sz="4"/>
             </w:tcBorders>
-            <w:shd w:fill="EAF1F8" w:val="clear"/>
-            <w:tcMar>
-              <w:top w:type="dxa" w:w="70"/>
-              <w:left w:type="dxa" w:w="80"/>
-              <w:bottom w:type="dxa" w:w="70"/>
-              <w:right w:type="dxa" w:w="60"/>
-            </w:tcMar>
-          </w:tcPr>
-          <w:p>
-            <w:pPr>
-              <w:jc w:val="center"/>
-            </w:pPr>
-            <w:r>
-              <w:rPr>
-                <w:rFonts w:ascii="맑은 고딕" w:cs="맑은 고딕" w:eastAsia="맑은 고딕" w:hAnsi="맑은 고딕"/>
-                <w:b/>
-                <w:bCs/>
-                <w:color w:val="1A3A5C"/>
-                <w:sz w:val="17"/>
-                <w:szCs w:val="17"/>
-              </w:rPr>
-              <w:t xml:space="preserve">5단계</w:t>
-            </w:r>
-          </w:p>
-        </w:tc>
-        <w:tc>
-          <w:tcPr>
-            <w:tcW w:type="dxa" w:w="2000"/>
-            <w:tcBorders>
-              <w:top w:val="single" w:color="B0C8E0" w:sz="4"/>
-              <w:left w:val="single" w:color="B0C8E0" w:sz="4"/>
-              <w:bottom w:val="single" w:color="B0C8E0" w:sz="4"/>
-              <w:right w:val="single" w:color="B0C8E0" w:sz="4"/>
-            </w:tcBorders>
-            <w:shd w:fill="EAF1F8" w:val="clear"/>
-            <w:tcMar>
-              <w:top w:type="dxa" w:w="70"/>
-              <w:left w:type="dxa" w:w="120"/>
-              <w:bottom w:type="dxa" w:w="70"/>
-              <w:right w:type="dxa" w:w="80"/>
-            </w:tcMar>
-          </w:tcPr>
-          <w:p>
-            <w:r>
-              <w:rPr>
-                <w:rFonts w:ascii="맑은 고딕" w:cs="맑은 고딕" w:eastAsia="맑은 고딕" w:hAnsi="맑은 고딕"/>
-                <w:b/>
-                <w:bCs/>
-                <w:color w:val="1A3A5C"/>
-                <w:sz w:val="17"/>
-                <w:szCs w:val="17"/>
-              </w:rPr>
-              <w:t xml:space="preserve">공동의회 의결</w:t>
-            </w:r>
-          </w:p>
-        </w:tc>
-        <w:tc>
-          <w:tcPr>
-            <w:tcW w:type="dxa" w:w="4400"/>
-            <w:tcBorders>
-              <w:top w:val="single" w:color="B0C8E0" w:sz="4"/>
-              <w:left w:val="single" w:color="B0C8E0" w:sz="4"/>
-              <w:bottom w:val="single" w:color="B0C8E0" w:sz="4"/>
-              <w:right w:val="single" w:color="B0C8E0" w:sz="4"/>
-            </w:tcBorders>
-            <w:shd w:fill="EAF1F8" w:val="clear"/>
-            <w:tcMar>
-              <w:top w:type="dxa" w:w="70"/>
-              <w:left w:type="dxa" w:w="120"/>
-              <w:bottom w:type="dxa" w:w="70"/>
-              <w:right w:type="dxa" w:w="100"/>
-            </w:tcMar>
-          </w:tcPr>
-          <w:p>
-            <w:r>
-              <w:rPr>
-                <w:rFonts w:ascii="맑은 고딕" w:cs="맑은 고딕" w:eastAsia="맑은 고딕" w:hAnsi="맑은 고딕"/>
-                <w:color w:val="1A1A1A"/>
-                <w:sz w:val="17"/>
-                <w:szCs w:val="17"/>
-              </w:rPr>
-              <w:t xml:space="preserve">출석 세례 교인 3분의 2 이상 찬성으로 청빙 의결</w:t>
-            </w:r>
-          </w:p>
-        </w:tc>
-        <w:tc>
-          <w:tcPr>
-            <w:tcW w:type="dxa" w:w="1970"/>
-            <w:tcBorders>
-              <w:top w:val="single" w:color="B0C8E0" w:sz="4"/>
-              <w:left w:val="single" w:color="B0C8E0" w:sz="4"/>
-              <w:bottom w:val="single" w:color="B0C8E0" w:sz="4"/>
-              <w:right w:val="single" w:color="B0C8E0" w:sz="4"/>
-            </w:tcBorders>
-            <w:shd w:fill="EAF1F8" w:val="clear"/>
-            <w:tcMar>
-              <w:top w:type="dxa" w:w="70"/>
-              <w:left w:type="dxa" w:w="100"/>
-              <w:bottom w:type="dxa" w:w="70"/>
-              <w:right w:type="dxa" w:w="80"/>
-            </w:tcMar>
-          </w:tcPr>
-          <w:p>
-            <w:r>
-              <w:rPr>
-                <w:rFonts w:ascii="맑은 고딕" w:cs="맑은 고딕" w:eastAsia="맑은 고딕" w:hAnsi="맑은 고딕"/>
-                <w:color w:val="555555"/>
-                <w:sz w:val="16"/>
-                <w:szCs w:val="16"/>
-              </w:rPr>
-              <w:t xml:space="preserve">공동의회</w:t>
-            </w:r>
-          </w:p>
-        </w:tc>
-      </w:tr>
-      <w:tr>
-        <w:tc>
-          <w:tcPr>
-            <w:tcW w:type="dxa" w:w="700"/>
-            <w:tcBorders>
-              <w:top w:val="single" w:color="B0C8E0" w:sz="4"/>
-              <w:left w:val="single" w:color="B0C8E0" w:sz="4"/>
-              <w:bottom w:val="single" w:color="B0C8E0" w:sz="4"/>
-              <w:right w:val="single" w:color="B0C8E0" w:sz="4"/>
-            </w:tcBorders>
             <w:shd w:fill="FFFFFF" w:val="clear"/>
             <w:tcMar>
               <w:top w:type="dxa" w:w="70"/>
@@ -2531,7 +2117,7 @@
                 <w:sz w:val="17"/>
                 <w:szCs w:val="17"/>
               </w:rPr>
-              <w:t xml:space="preserve">6단계</w:t>
+              <w:t xml:space="preserve">3단계</w:t>
             </w:r>
           </w:p>
         </w:tc>
@@ -2562,7 +2148,7 @@
                 <w:sz w:val="17"/>
                 <w:szCs w:val="17"/>
               </w:rPr>
-              <w:t xml:space="preserve">노회 청원</w:t>
+              <w:t xml:space="preserve">후보자 검증</w:t>
             </w:r>
           </w:p>
         </w:tc>
@@ -2591,7 +2177,7 @@
                 <w:sz w:val="17"/>
                 <w:szCs w:val="17"/>
               </w:rPr>
-              <w:t xml:space="preserve">교단 노회에 청빙 청원서 제출 및 인준 획득</w:t>
+              <w:t xml:space="preserve">이력·신앙·사역 검증, 설교 시연(주일 예배 1회 이상)</w:t>
             </w:r>
           </w:p>
         </w:tc>
@@ -2620,132 +2206,7 @@
                 <w:sz w:val="16"/>
                 <w:szCs w:val="16"/>
               </w:rPr>
-              <w:t xml:space="preserve">제직회 서기</w:t>
-            </w:r>
-          </w:p>
-        </w:tc>
-      </w:tr>
-      <w:tr>
-        <w:tc>
-          <w:tcPr>
-            <w:tcW w:type="dxa" w:w="700"/>
-            <w:tcBorders>
-              <w:top w:val="single" w:color="B0C8E0" w:sz="4"/>
-              <w:left w:val="single" w:color="B0C8E0" w:sz="4"/>
-              <w:bottom w:val="single" w:color="B0C8E0" w:sz="4"/>
-              <w:right w:val="single" w:color="B0C8E0" w:sz="4"/>
-            </w:tcBorders>
-            <w:shd w:fill="EAF1F8" w:val="clear"/>
-            <w:tcMar>
-              <w:top w:type="dxa" w:w="70"/>
-              <w:left w:type="dxa" w:w="80"/>
-              <w:bottom w:type="dxa" w:w="70"/>
-              <w:right w:type="dxa" w:w="60"/>
-            </w:tcMar>
-          </w:tcPr>
-          <w:p>
-            <w:pPr>
-              <w:jc w:val="center"/>
-            </w:pPr>
-            <w:r>
-              <w:rPr>
-                <w:rFonts w:ascii="맑은 고딕" w:cs="맑은 고딕" w:eastAsia="맑은 고딕" w:hAnsi="맑은 고딕"/>
-                <w:b/>
-                <w:bCs/>
-                <w:color w:val="1A3A5C"/>
-                <w:sz w:val="17"/>
-                <w:szCs w:val="17"/>
-              </w:rPr>
-              <w:t xml:space="preserve">7단계</w:t>
-            </w:r>
-          </w:p>
-        </w:tc>
-        <w:tc>
-          <w:tcPr>
-            <w:tcW w:type="dxa" w:w="2000"/>
-            <w:tcBorders>
-              <w:top w:val="single" w:color="B0C8E0" w:sz="4"/>
-              <w:left w:val="single" w:color="B0C8E0" w:sz="4"/>
-              <w:bottom w:val="single" w:color="B0C8E0" w:sz="4"/>
-              <w:right w:val="single" w:color="B0C8E0" w:sz="4"/>
-            </w:tcBorders>
-            <w:shd w:fill="EAF1F8" w:val="clear"/>
-            <w:tcMar>
-              <w:top w:type="dxa" w:w="70"/>
-              <w:left w:type="dxa" w:w="120"/>
-              <w:bottom w:type="dxa" w:w="70"/>
-              <w:right w:type="dxa" w:w="80"/>
-            </w:tcMar>
-          </w:tcPr>
-          <w:p>
-            <w:r>
-              <w:rPr>
-                <w:rFonts w:ascii="맑은 고딕" w:cs="맑은 고딕" w:eastAsia="맑은 고딕" w:hAnsi="맑은 고딕"/>
-                <w:b/>
-                <w:bCs/>
-                <w:color w:val="1A3A5C"/>
-                <w:sz w:val="17"/>
-                <w:szCs w:val="17"/>
-              </w:rPr>
-              <w:t xml:space="preserve">청빙장 발송</w:t>
-            </w:r>
-          </w:p>
-        </w:tc>
-        <w:tc>
-          <w:tcPr>
-            <w:tcW w:type="dxa" w:w="4400"/>
-            <w:tcBorders>
-              <w:top w:val="single" w:color="B0C8E0" w:sz="4"/>
-              <w:left w:val="single" w:color="B0C8E0" w:sz="4"/>
-              <w:bottom w:val="single" w:color="B0C8E0" w:sz="4"/>
-              <w:right w:val="single" w:color="B0C8E0" w:sz="4"/>
-            </w:tcBorders>
-            <w:shd w:fill="EAF1F8" w:val="clear"/>
-            <w:tcMar>
-              <w:top w:type="dxa" w:w="70"/>
-              <w:left w:type="dxa" w:w="120"/>
-              <w:bottom w:type="dxa" w:w="70"/>
-              <w:right w:type="dxa" w:w="100"/>
-            </w:tcMar>
-          </w:tcPr>
-          <w:p>
-            <w:r>
-              <w:rPr>
-                <w:rFonts w:ascii="맑은 고딕" w:cs="맑은 고딕" w:eastAsia="맑은 고딕" w:hAnsi="맑은 고딕"/>
-                <w:color w:val="1A1A1A"/>
-                <w:sz w:val="17"/>
-                <w:szCs w:val="17"/>
-              </w:rPr>
-              <w:t xml:space="preserve">의결 후 14일 이내 청빙장 발송</w:t>
-            </w:r>
-          </w:p>
-        </w:tc>
-        <w:tc>
-          <w:tcPr>
-            <w:tcW w:type="dxa" w:w="1970"/>
-            <w:tcBorders>
-              <w:top w:val="single" w:color="B0C8E0" w:sz="4"/>
-              <w:left w:val="single" w:color="B0C8E0" w:sz="4"/>
-              <w:bottom w:val="single" w:color="B0C8E0" w:sz="4"/>
-              <w:right w:val="single" w:color="B0C8E0" w:sz="4"/>
-            </w:tcBorders>
-            <w:shd w:fill="EAF1F8" w:val="clear"/>
-            <w:tcMar>
-              <w:top w:type="dxa" w:w="70"/>
-              <w:left w:type="dxa" w:w="100"/>
-              <w:bottom w:type="dxa" w:w="70"/>
-              <w:right w:type="dxa" w:w="80"/>
-            </w:tcMar>
-          </w:tcPr>
-          <w:p>
-            <w:r>
-              <w:rPr>
-                <w:rFonts w:ascii="맑은 고딕" w:cs="맑은 고딕" w:eastAsia="맑은 고딕" w:hAnsi="맑은 고딕"/>
-                <w:color w:val="555555"/>
-                <w:sz w:val="16"/>
-                <w:szCs w:val="16"/>
-              </w:rPr>
-              <w:t xml:space="preserve">위원장</w:t>
+              <w:t xml:space="preserve">청빙위원회</w:t>
             </w:r>
           </w:p>
         </w:tc>
@@ -2781,7 +2242,7 @@
                 <w:sz w:val="17"/>
                 <w:szCs w:val="17"/>
               </w:rPr>
-              <w:t xml:space="preserve">8단계</w:t>
+              <w:t xml:space="preserve">4단계</w:t>
             </w:r>
           </w:p>
         </w:tc>
@@ -2812,7 +2273,7 @@
                 <w:sz w:val="17"/>
                 <w:szCs w:val="17"/>
               </w:rPr>
-              <w:t xml:space="preserve">부임 및 취임</w:t>
+              <w:t xml:space="preserve">공동의회 상정</w:t>
             </w:r>
           </w:p>
         </w:tc>
@@ -2841,7 +2302,7 @@
                 <w:sz w:val="17"/>
                 <w:szCs w:val="17"/>
               </w:rPr>
-              <w:t xml:space="preserve">노회 인준 후 취임 예배로 공식 부임</w:t>
+              <w:t xml:space="preserve">후보자 1인을 공동의회에 상정</w:t>
             </w:r>
           </w:p>
         </w:tc>
@@ -2870,6 +2331,506 @@
                 <w:sz w:val="16"/>
                 <w:szCs w:val="16"/>
               </w:rPr>
+              <w:t xml:space="preserve">청빙위원회</w:t>
+            </w:r>
+          </w:p>
+        </w:tc>
+      </w:tr>
+      <w:tr>
+        <w:tc>
+          <w:tcPr>
+            <w:tcW w:type="dxa" w:w="700"/>
+            <w:tcBorders>
+              <w:top w:val="single" w:color="B0C8E0" w:sz="4"/>
+              <w:left w:val="single" w:color="B0C8E0" w:sz="4"/>
+              <w:bottom w:val="single" w:color="B0C8E0" w:sz="4"/>
+              <w:right w:val="single" w:color="B0C8E0" w:sz="4"/>
+            </w:tcBorders>
+            <w:shd w:fill="FFFFFF" w:val="clear"/>
+            <w:tcMar>
+              <w:top w:type="dxa" w:w="70"/>
+              <w:left w:type="dxa" w:w="80"/>
+              <w:bottom w:type="dxa" w:w="70"/>
+              <w:right w:type="dxa" w:w="60"/>
+            </w:tcMar>
+          </w:tcPr>
+          <w:p>
+            <w:pPr>
+              <w:jc w:val="center"/>
+            </w:pPr>
+            <w:r>
+              <w:rPr>
+                <w:rFonts w:ascii="맑은 고딕" w:cs="맑은 고딕" w:eastAsia="맑은 고딕" w:hAnsi="맑은 고딕"/>
+                <w:b/>
+                <w:bCs/>
+                <w:color w:val="1A3A5C"/>
+                <w:sz w:val="17"/>
+                <w:szCs w:val="17"/>
+              </w:rPr>
+              <w:t xml:space="preserve">5단계</w:t>
+            </w:r>
+          </w:p>
+        </w:tc>
+        <w:tc>
+          <w:tcPr>
+            <w:tcW w:type="dxa" w:w="2000"/>
+            <w:tcBorders>
+              <w:top w:val="single" w:color="B0C8E0" w:sz="4"/>
+              <w:left w:val="single" w:color="B0C8E0" w:sz="4"/>
+              <w:bottom w:val="single" w:color="B0C8E0" w:sz="4"/>
+              <w:right w:val="single" w:color="B0C8E0" w:sz="4"/>
+            </w:tcBorders>
+            <w:shd w:fill="FFFFFF" w:val="clear"/>
+            <w:tcMar>
+              <w:top w:type="dxa" w:w="70"/>
+              <w:left w:type="dxa" w:w="120"/>
+              <w:bottom w:type="dxa" w:w="70"/>
+              <w:right w:type="dxa" w:w="80"/>
+            </w:tcMar>
+          </w:tcPr>
+          <w:p>
+            <w:r>
+              <w:rPr>
+                <w:rFonts w:ascii="맑은 고딕" w:cs="맑은 고딕" w:eastAsia="맑은 고딕" w:hAnsi="맑은 고딕"/>
+                <w:b/>
+                <w:bCs/>
+                <w:color w:val="1A3A5C"/>
+                <w:sz w:val="17"/>
+                <w:szCs w:val="17"/>
+              </w:rPr>
+              <w:t xml:space="preserve">공동의회 의결</w:t>
+            </w:r>
+          </w:p>
+        </w:tc>
+        <w:tc>
+          <w:tcPr>
+            <w:tcW w:type="dxa" w:w="4400"/>
+            <w:tcBorders>
+              <w:top w:val="single" w:color="B0C8E0" w:sz="4"/>
+              <w:left w:val="single" w:color="B0C8E0" w:sz="4"/>
+              <w:bottom w:val="single" w:color="B0C8E0" w:sz="4"/>
+              <w:right w:val="single" w:color="B0C8E0" w:sz="4"/>
+            </w:tcBorders>
+            <w:shd w:fill="FFFFFF" w:val="clear"/>
+            <w:tcMar>
+              <w:top w:type="dxa" w:w="70"/>
+              <w:left w:type="dxa" w:w="120"/>
+              <w:bottom w:type="dxa" w:w="70"/>
+              <w:right w:type="dxa" w:w="100"/>
+            </w:tcMar>
+          </w:tcPr>
+          <w:p>
+            <w:r>
+              <w:rPr>
+                <w:rFonts w:ascii="맑은 고딕" w:cs="맑은 고딕" w:eastAsia="맑은 고딕" w:hAnsi="맑은 고딕"/>
+                <w:color w:val="1A1A1A"/>
+                <w:sz w:val="17"/>
+                <w:szCs w:val="17"/>
+              </w:rPr>
+              <w:t xml:space="preserve">출석 세례 교인 3분의 2 이상 찬성으로 청빙 의결</w:t>
+            </w:r>
+          </w:p>
+        </w:tc>
+        <w:tc>
+          <w:tcPr>
+            <w:tcW w:type="dxa" w:w="1970"/>
+            <w:tcBorders>
+              <w:top w:val="single" w:color="B0C8E0" w:sz="4"/>
+              <w:left w:val="single" w:color="B0C8E0" w:sz="4"/>
+              <w:bottom w:val="single" w:color="B0C8E0" w:sz="4"/>
+              <w:right w:val="single" w:color="B0C8E0" w:sz="4"/>
+            </w:tcBorders>
+            <w:shd w:fill="FFFFFF" w:val="clear"/>
+            <w:tcMar>
+              <w:top w:type="dxa" w:w="70"/>
+              <w:left w:type="dxa" w:w="100"/>
+              <w:bottom w:type="dxa" w:w="70"/>
+              <w:right w:type="dxa" w:w="80"/>
+            </w:tcMar>
+          </w:tcPr>
+          <w:p>
+            <w:r>
+              <w:rPr>
+                <w:rFonts w:ascii="맑은 고딕" w:cs="맑은 고딕" w:eastAsia="맑은 고딕" w:hAnsi="맑은 고딕"/>
+                <w:color w:val="555555"/>
+                <w:sz w:val="16"/>
+                <w:szCs w:val="16"/>
+              </w:rPr>
+              <w:t xml:space="preserve">공동의회</w:t>
+            </w:r>
+          </w:p>
+        </w:tc>
+      </w:tr>
+      <w:tr>
+        <w:tc>
+          <w:tcPr>
+            <w:tcW w:type="dxa" w:w="700"/>
+            <w:tcBorders>
+              <w:top w:val="single" w:color="B0C8E0" w:sz="4"/>
+              <w:left w:val="single" w:color="B0C8E0" w:sz="4"/>
+              <w:bottom w:val="single" w:color="B0C8E0" w:sz="4"/>
+              <w:right w:val="single" w:color="B0C8E0" w:sz="4"/>
+            </w:tcBorders>
+            <w:shd w:fill="FFFFFF" w:val="clear"/>
+            <w:tcMar>
+              <w:top w:type="dxa" w:w="70"/>
+              <w:left w:type="dxa" w:w="80"/>
+              <w:bottom w:type="dxa" w:w="70"/>
+              <w:right w:type="dxa" w:w="60"/>
+            </w:tcMar>
+          </w:tcPr>
+          <w:p>
+            <w:pPr>
+              <w:jc w:val="center"/>
+            </w:pPr>
+            <w:r>
+              <w:rPr>
+                <w:rFonts w:ascii="맑은 고딕" w:cs="맑은 고딕" w:eastAsia="맑은 고딕" w:hAnsi="맑은 고딕"/>
+                <w:b/>
+                <w:bCs/>
+                <w:color w:val="1A3A5C"/>
+                <w:sz w:val="17"/>
+                <w:szCs w:val="17"/>
+              </w:rPr>
+              <w:t xml:space="preserve">6단계</w:t>
+            </w:r>
+          </w:p>
+        </w:tc>
+        <w:tc>
+          <w:tcPr>
+            <w:tcW w:type="dxa" w:w="2000"/>
+            <w:tcBorders>
+              <w:top w:val="single" w:color="B0C8E0" w:sz="4"/>
+              <w:left w:val="single" w:color="B0C8E0" w:sz="4"/>
+              <w:bottom w:val="single" w:color="B0C8E0" w:sz="4"/>
+              <w:right w:val="single" w:color="B0C8E0" w:sz="4"/>
+            </w:tcBorders>
+            <w:shd w:fill="FFFFFF" w:val="clear"/>
+            <w:tcMar>
+              <w:top w:type="dxa" w:w="70"/>
+              <w:left w:type="dxa" w:w="120"/>
+              <w:bottom w:type="dxa" w:w="70"/>
+              <w:right w:type="dxa" w:w="80"/>
+            </w:tcMar>
+          </w:tcPr>
+          <w:p>
+            <w:r>
+              <w:rPr>
+                <w:rFonts w:ascii="맑은 고딕" w:cs="맑은 고딕" w:eastAsia="맑은 고딕" w:hAnsi="맑은 고딕"/>
+                <w:b/>
+                <w:bCs/>
+                <w:color w:val="1A3A5C"/>
+                <w:sz w:val="17"/>
+                <w:szCs w:val="17"/>
+              </w:rPr>
+              <w:t xml:space="preserve">노회 청원</w:t>
+            </w:r>
+          </w:p>
+        </w:tc>
+        <w:tc>
+          <w:tcPr>
+            <w:tcW w:type="dxa" w:w="4400"/>
+            <w:tcBorders>
+              <w:top w:val="single" w:color="B0C8E0" w:sz="4"/>
+              <w:left w:val="single" w:color="B0C8E0" w:sz="4"/>
+              <w:bottom w:val="single" w:color="B0C8E0" w:sz="4"/>
+              <w:right w:val="single" w:color="B0C8E0" w:sz="4"/>
+            </w:tcBorders>
+            <w:shd w:fill="FFFFFF" w:val="clear"/>
+            <w:tcMar>
+              <w:top w:type="dxa" w:w="70"/>
+              <w:left w:type="dxa" w:w="120"/>
+              <w:bottom w:type="dxa" w:w="70"/>
+              <w:right w:type="dxa" w:w="100"/>
+            </w:tcMar>
+          </w:tcPr>
+          <w:p>
+            <w:r>
+              <w:rPr>
+                <w:rFonts w:ascii="맑은 고딕" w:cs="맑은 고딕" w:eastAsia="맑은 고딕" w:hAnsi="맑은 고딕"/>
+                <w:color w:val="1A1A1A"/>
+                <w:sz w:val="17"/>
+                <w:szCs w:val="17"/>
+              </w:rPr>
+              <w:t xml:space="preserve">교단 노회에 청빙 청원서 제출 및 인준 획득</w:t>
+            </w:r>
+          </w:p>
+        </w:tc>
+        <w:tc>
+          <w:tcPr>
+            <w:tcW w:type="dxa" w:w="1970"/>
+            <w:tcBorders>
+              <w:top w:val="single" w:color="B0C8E0" w:sz="4"/>
+              <w:left w:val="single" w:color="B0C8E0" w:sz="4"/>
+              <w:bottom w:val="single" w:color="B0C8E0" w:sz="4"/>
+              <w:right w:val="single" w:color="B0C8E0" w:sz="4"/>
+            </w:tcBorders>
+            <w:shd w:fill="FFFFFF" w:val="clear"/>
+            <w:tcMar>
+              <w:top w:type="dxa" w:w="70"/>
+              <w:left w:type="dxa" w:w="100"/>
+              <w:bottom w:type="dxa" w:w="70"/>
+              <w:right w:type="dxa" w:w="80"/>
+            </w:tcMar>
+          </w:tcPr>
+          <w:p>
+            <w:r>
+              <w:rPr>
+                <w:rFonts w:ascii="맑은 고딕" w:cs="맑은 고딕" w:eastAsia="맑은 고딕" w:hAnsi="맑은 고딕"/>
+                <w:color w:val="555555"/>
+                <w:sz w:val="16"/>
+                <w:szCs w:val="16"/>
+              </w:rPr>
+              <w:t xml:space="preserve">제직회 서기</w:t>
+            </w:r>
+          </w:p>
+        </w:tc>
+      </w:tr>
+      <w:tr>
+        <w:tc>
+          <w:tcPr>
+            <w:tcW w:type="dxa" w:w="700"/>
+            <w:tcBorders>
+              <w:top w:val="single" w:color="B0C8E0" w:sz="4"/>
+              <w:left w:val="single" w:color="B0C8E0" w:sz="4"/>
+              <w:bottom w:val="single" w:color="B0C8E0" w:sz="4"/>
+              <w:right w:val="single" w:color="B0C8E0" w:sz="4"/>
+            </w:tcBorders>
+            <w:shd w:fill="FFFFFF" w:val="clear"/>
+            <w:tcMar>
+              <w:top w:type="dxa" w:w="70"/>
+              <w:left w:type="dxa" w:w="80"/>
+              <w:bottom w:type="dxa" w:w="70"/>
+              <w:right w:type="dxa" w:w="60"/>
+            </w:tcMar>
+          </w:tcPr>
+          <w:p>
+            <w:pPr>
+              <w:jc w:val="center"/>
+            </w:pPr>
+            <w:r>
+              <w:rPr>
+                <w:rFonts w:ascii="맑은 고딕" w:cs="맑은 고딕" w:eastAsia="맑은 고딕" w:hAnsi="맑은 고딕"/>
+                <w:b/>
+                <w:bCs/>
+                <w:color w:val="1A3A5C"/>
+                <w:sz w:val="17"/>
+                <w:szCs w:val="17"/>
+              </w:rPr>
+              <w:t xml:space="preserve">7단계</w:t>
+            </w:r>
+          </w:p>
+        </w:tc>
+        <w:tc>
+          <w:tcPr>
+            <w:tcW w:type="dxa" w:w="2000"/>
+            <w:tcBorders>
+              <w:top w:val="single" w:color="B0C8E0" w:sz="4"/>
+              <w:left w:val="single" w:color="B0C8E0" w:sz="4"/>
+              <w:bottom w:val="single" w:color="B0C8E0" w:sz="4"/>
+              <w:right w:val="single" w:color="B0C8E0" w:sz="4"/>
+            </w:tcBorders>
+            <w:shd w:fill="FFFFFF" w:val="clear"/>
+            <w:tcMar>
+              <w:top w:type="dxa" w:w="70"/>
+              <w:left w:type="dxa" w:w="120"/>
+              <w:bottom w:type="dxa" w:w="70"/>
+              <w:right w:type="dxa" w:w="80"/>
+            </w:tcMar>
+          </w:tcPr>
+          <w:p>
+            <w:r>
+              <w:rPr>
+                <w:rFonts w:ascii="맑은 고딕" w:cs="맑은 고딕" w:eastAsia="맑은 고딕" w:hAnsi="맑은 고딕"/>
+                <w:b/>
+                <w:bCs/>
+                <w:color w:val="1A3A5C"/>
+                <w:sz w:val="17"/>
+                <w:szCs w:val="17"/>
+              </w:rPr>
+              <w:t xml:space="preserve">청빙장 발송</w:t>
+            </w:r>
+          </w:p>
+        </w:tc>
+        <w:tc>
+          <w:tcPr>
+            <w:tcW w:type="dxa" w:w="4400"/>
+            <w:tcBorders>
+              <w:top w:val="single" w:color="B0C8E0" w:sz="4"/>
+              <w:left w:val="single" w:color="B0C8E0" w:sz="4"/>
+              <w:bottom w:val="single" w:color="B0C8E0" w:sz="4"/>
+              <w:right w:val="single" w:color="B0C8E0" w:sz="4"/>
+            </w:tcBorders>
+            <w:shd w:fill="FFFFFF" w:val="clear"/>
+            <w:tcMar>
+              <w:top w:type="dxa" w:w="70"/>
+              <w:left w:type="dxa" w:w="120"/>
+              <w:bottom w:type="dxa" w:w="70"/>
+              <w:right w:type="dxa" w:w="100"/>
+            </w:tcMar>
+          </w:tcPr>
+          <w:p>
+            <w:r>
+              <w:rPr>
+                <w:rFonts w:ascii="맑은 고딕" w:cs="맑은 고딕" w:eastAsia="맑은 고딕" w:hAnsi="맑은 고딕"/>
+                <w:color w:val="1A1A1A"/>
+                <w:sz w:val="17"/>
+                <w:szCs w:val="17"/>
+              </w:rPr>
+              <w:t xml:space="preserve">의결 후 14일 이내 청빙장 발송</w:t>
+            </w:r>
+          </w:p>
+        </w:tc>
+        <w:tc>
+          <w:tcPr>
+            <w:tcW w:type="dxa" w:w="1970"/>
+            <w:tcBorders>
+              <w:top w:val="single" w:color="B0C8E0" w:sz="4"/>
+              <w:left w:val="single" w:color="B0C8E0" w:sz="4"/>
+              <w:bottom w:val="single" w:color="B0C8E0" w:sz="4"/>
+              <w:right w:val="single" w:color="B0C8E0" w:sz="4"/>
+            </w:tcBorders>
+            <w:shd w:fill="FFFFFF" w:val="clear"/>
+            <w:tcMar>
+              <w:top w:type="dxa" w:w="70"/>
+              <w:left w:type="dxa" w:w="100"/>
+              <w:bottom w:type="dxa" w:w="70"/>
+              <w:right w:type="dxa" w:w="80"/>
+            </w:tcMar>
+          </w:tcPr>
+          <w:p>
+            <w:r>
+              <w:rPr>
+                <w:rFonts w:ascii="맑은 고딕" w:cs="맑은 고딕" w:eastAsia="맑은 고딕" w:hAnsi="맑은 고딕"/>
+                <w:color w:val="555555"/>
+                <w:sz w:val="16"/>
+                <w:szCs w:val="16"/>
+              </w:rPr>
+              <w:t xml:space="preserve">위원장</w:t>
+            </w:r>
+          </w:p>
+        </w:tc>
+      </w:tr>
+      <w:tr>
+        <w:tc>
+          <w:tcPr>
+            <w:tcW w:type="dxa" w:w="700"/>
+            <w:tcBorders>
+              <w:top w:val="single" w:color="B0C8E0" w:sz="4"/>
+              <w:left w:val="single" w:color="B0C8E0" w:sz="4"/>
+              <w:bottom w:val="single" w:color="B0C8E0" w:sz="4"/>
+              <w:right w:val="single" w:color="B0C8E0" w:sz="4"/>
+            </w:tcBorders>
+            <w:shd w:fill="FFFFFF" w:val="clear"/>
+            <w:tcMar>
+              <w:top w:type="dxa" w:w="70"/>
+              <w:left w:type="dxa" w:w="80"/>
+              <w:bottom w:type="dxa" w:w="70"/>
+              <w:right w:type="dxa" w:w="60"/>
+            </w:tcMar>
+          </w:tcPr>
+          <w:p>
+            <w:pPr>
+              <w:jc w:val="center"/>
+            </w:pPr>
+            <w:r>
+              <w:rPr>
+                <w:rFonts w:ascii="맑은 고딕" w:cs="맑은 고딕" w:eastAsia="맑은 고딕" w:hAnsi="맑은 고딕"/>
+                <w:b/>
+                <w:bCs/>
+                <w:color w:val="1A3A5C"/>
+                <w:sz w:val="17"/>
+                <w:szCs w:val="17"/>
+              </w:rPr>
+              <w:t xml:space="preserve">8단계</w:t>
+            </w:r>
+          </w:p>
+        </w:tc>
+        <w:tc>
+          <w:tcPr>
+            <w:tcW w:type="dxa" w:w="2000"/>
+            <w:tcBorders>
+              <w:top w:val="single" w:color="B0C8E0" w:sz="4"/>
+              <w:left w:val="single" w:color="B0C8E0" w:sz="4"/>
+              <w:bottom w:val="single" w:color="B0C8E0" w:sz="4"/>
+              <w:right w:val="single" w:color="B0C8E0" w:sz="4"/>
+            </w:tcBorders>
+            <w:shd w:fill="FFFFFF" w:val="clear"/>
+            <w:tcMar>
+              <w:top w:type="dxa" w:w="70"/>
+              <w:left w:type="dxa" w:w="120"/>
+              <w:bottom w:type="dxa" w:w="70"/>
+              <w:right w:type="dxa" w:w="80"/>
+            </w:tcMar>
+          </w:tcPr>
+          <w:p>
+            <w:r>
+              <w:rPr>
+                <w:rFonts w:ascii="맑은 고딕" w:cs="맑은 고딕" w:eastAsia="맑은 고딕" w:hAnsi="맑은 고딕"/>
+                <w:b/>
+                <w:bCs/>
+                <w:color w:val="1A3A5C"/>
+                <w:sz w:val="17"/>
+                <w:szCs w:val="17"/>
+              </w:rPr>
+              <w:t xml:space="preserve">부임 및 취임</w:t>
+            </w:r>
+          </w:p>
+        </w:tc>
+        <w:tc>
+          <w:tcPr>
+            <w:tcW w:type="dxa" w:w="4400"/>
+            <w:tcBorders>
+              <w:top w:val="single" w:color="B0C8E0" w:sz="4"/>
+              <w:left w:val="single" w:color="B0C8E0" w:sz="4"/>
+              <w:bottom w:val="single" w:color="B0C8E0" w:sz="4"/>
+              <w:right w:val="single" w:color="B0C8E0" w:sz="4"/>
+            </w:tcBorders>
+            <w:shd w:fill="FFFFFF" w:val="clear"/>
+            <w:tcMar>
+              <w:top w:type="dxa" w:w="70"/>
+              <w:left w:type="dxa" w:w="120"/>
+              <w:bottom w:type="dxa" w:w="70"/>
+              <w:right w:type="dxa" w:w="100"/>
+            </w:tcMar>
+          </w:tcPr>
+          <w:p>
+            <w:r>
+              <w:rPr>
+                <w:rFonts w:ascii="맑은 고딕" w:cs="맑은 고딕" w:eastAsia="맑은 고딕" w:hAnsi="맑은 고딕"/>
+                <w:color w:val="1A1A1A"/>
+                <w:sz w:val="17"/>
+                <w:szCs w:val="17"/>
+              </w:rPr>
+              <w:t xml:space="preserve">노회 인준 후 취임 예배로 공식 부임</w:t>
+            </w:r>
+          </w:p>
+        </w:tc>
+        <w:tc>
+          <w:tcPr>
+            <w:tcW w:type="dxa" w:w="1970"/>
+            <w:tcBorders>
+              <w:top w:val="single" w:color="B0C8E0" w:sz="4"/>
+              <w:left w:val="single" w:color="B0C8E0" w:sz="4"/>
+              <w:bottom w:val="single" w:color="B0C8E0" w:sz="4"/>
+              <w:right w:val="single" w:color="B0C8E0" w:sz="4"/>
+            </w:tcBorders>
+            <w:shd w:fill="FFFFFF" w:val="clear"/>
+            <w:tcMar>
+              <w:top w:type="dxa" w:w="70"/>
+              <w:left w:type="dxa" w:w="100"/>
+              <w:bottom w:type="dxa" w:w="70"/>
+              <w:right w:type="dxa" w:w="80"/>
+            </w:tcMar>
+          </w:tcPr>
+          <w:p>
+            <w:r>
+              <w:rPr>
+                <w:rFonts w:ascii="맑은 고딕" w:cs="맑은 고딕" w:eastAsia="맑은 고딕" w:hAnsi="맑은 고딕"/>
+                <w:color w:val="555555"/>
+                <w:sz w:val="16"/>
+                <w:szCs w:val="16"/>
+              </w:rPr>
               <w:t xml:space="preserve">담임목사</w:t>
             </w:r>
           </w:p>
@@ -2892,9 +2853,6 @@
     </w:p>
     <w:p>
       <w:pPr>
-        <w:pBdr>
-          <w:left w:val="single" w:color="C8714A" w:sz="12"/>
-        </w:pBdr>
         <w:spacing w:after="60" w:before="260"/>
         <w:ind w:left="180"/>
       </w:pPr>
@@ -2974,9 +2932,6 @@
     </w:p>
     <w:p>
       <w:pPr>
-        <w:pBdr>
-          <w:left w:val="single" w:color="C8714A" w:sz="12"/>
-        </w:pBdr>
         <w:spacing w:after="60" w:before="260"/>
         <w:ind w:left="180"/>
       </w:pPr>
@@ -3040,10 +2995,7 @@
     </w:p>
     <w:p>
       <w:pPr>
-        <w:pBdr>
-          <w:bottom w:val="single" w:color="C8714A" w:sz="8"/>
-        </w:pBdr>
-        <w:shd w:fill="1A3A5C" w:val="clear"/>
+        <w:shd w:fill="FFFFFF" w:val="clear"/>
         <w:spacing w:after="200" w:before="440"/>
         <w:jc w:val="center"/>
       </w:pPr>
@@ -3052,7 +3004,7 @@
           <w:rFonts w:ascii="맑은 고딕" w:cs="맑은 고딕" w:eastAsia="맑은 고딕" w:hAnsi="맑은 고딕"/>
           <w:b/>
           <w:bCs/>
-          <w:color w:val="FFFFFF"/>
+          <w:color w:val="1A1A1A"/>
           <w:sz w:val="27"/>
           <w:szCs w:val="27"/>
         </w:rPr>
@@ -3084,9 +3036,6 @@
     </w:p>
     <w:p>
       <w:pPr>
-        <w:pBdr>
-          <w:left w:val="single" w:color="C8714A" w:sz="12"/>
-        </w:pBdr>
         <w:spacing w:after="60" w:before="260"/>
         <w:ind w:left="180"/>
       </w:pPr>
@@ -3136,12 +3085,12 @@
       <w:tblPr>
         <w:tblW w:type="dxa" w:w="9070"/>
         <w:tblBorders>
-          <w:top w:val="single" w:color="auto" w:sz="4"/>
-          <w:left w:val="single" w:color="auto" w:sz="4"/>
-          <w:bottom w:val="single" w:color="auto" w:sz="4"/>
-          <w:right w:val="single" w:color="auto" w:sz="4"/>
-          <w:insideH w:val="single" w:color="auto" w:sz="4"/>
-          <w:insideV w:val="single" w:color="auto" w:sz="4"/>
+          <w:top w:val="nil"/>
+          <w:left w:val="nil"/>
+          <w:bottom w:val="nil"/>
+          <w:right w:val="nil"/>
+          <w:insideH w:val="nil"/>
+          <w:insideV w:val="nil"/>
         </w:tblBorders>
       </w:tblPr>
       <w:tblGrid>
@@ -3151,13 +3100,7 @@
         <w:tc>
           <w:tcPr>
             <w:tcW w:type="dxa" w:w="9070"/>
-            <w:tcBorders>
-              <w:top w:val="single" w:color="1A3A5C" w:sz="12"/>
-              <w:left w:val="single" w:color="1A3A5C" w:sz="8"/>
-              <w:bottom w:val="single" w:color="1A3A5C" w:sz="12"/>
-              <w:right w:val="none" w:color="FFFFFF" w:sz="0"/>
-            </w:tcBorders>
-            <w:shd w:fill="EAF1F8" w:val="clear"/>
+            <w:shd w:fill="FFFFFF" w:val="clear"/>
             <w:tcMar>
               <w:top w:type="dxa" w:w="140"/>
               <w:left w:type="dxa" w:w="280"/>
@@ -3305,9 +3248,6 @@
     </w:p>
     <w:p>
       <w:pPr>
-        <w:pBdr>
-          <w:left w:val="single" w:color="C8714A" w:sz="12"/>
-        </w:pBdr>
         <w:spacing w:after="60" w:before="260"/>
         <w:ind w:left="180"/>
       </w:pPr>
@@ -3387,9 +3327,6 @@
     </w:p>
     <w:p>
       <w:pPr>
-        <w:pBdr>
-          <w:left w:val="single" w:color="C8714A" w:sz="12"/>
-        </w:pBdr>
         <w:spacing w:after="60" w:before="260"/>
         <w:ind w:left="180"/>
       </w:pPr>
@@ -3469,9 +3406,6 @@
     </w:p>
     <w:p>
       <w:pPr>
-        <w:pBdr>
-          <w:left w:val="single" w:color="C8714A" w:sz="12"/>
-        </w:pBdr>
         <w:spacing w:after="60" w:before="260"/>
         <w:ind w:left="180"/>
       </w:pPr>
@@ -3551,9 +3485,6 @@
     </w:p>
     <w:p>
       <w:pPr>
-        <w:pBdr>
-          <w:left w:val="single" w:color="C8714A" w:sz="12"/>
-        </w:pBdr>
         <w:spacing w:after="60" w:before="260"/>
         <w:ind w:left="180"/>
       </w:pPr>
@@ -3633,10 +3564,7 @@
     </w:p>
     <w:p>
       <w:pPr>
-        <w:pBdr>
-          <w:bottom w:val="single" w:color="C8714A" w:sz="8"/>
-        </w:pBdr>
-        <w:shd w:fill="1A3A5C" w:val="clear"/>
+        <w:shd w:fill="FFFFFF" w:val="clear"/>
         <w:spacing w:after="200" w:before="440"/>
         <w:jc w:val="center"/>
       </w:pPr>
@@ -3645,7 +3573,7 @@
           <w:rFonts w:ascii="맑은 고딕" w:cs="맑은 고딕" w:eastAsia="맑은 고딕" w:hAnsi="맑은 고딕"/>
           <w:b/>
           <w:bCs/>
-          <w:color w:val="FFFFFF"/>
+          <w:color w:val="1A1A1A"/>
           <w:sz w:val="27"/>
           <w:szCs w:val="27"/>
         </w:rPr>
@@ -3677,9 +3605,6 @@
     </w:p>
     <w:p>
       <w:pPr>
-        <w:pBdr>
-          <w:left w:val="single" w:color="C8714A" w:sz="12"/>
-        </w:pBdr>
         <w:spacing w:after="60" w:before="260"/>
         <w:ind w:left="180"/>
       </w:pPr>
@@ -3729,12 +3654,12 @@
       <w:tblPr>
         <w:tblW w:type="dxa" w:w="9070"/>
         <w:tblBorders>
-          <w:top w:val="single" w:color="auto" w:sz="4"/>
-          <w:left w:val="single" w:color="auto" w:sz="4"/>
-          <w:bottom w:val="single" w:color="auto" w:sz="4"/>
-          <w:right w:val="single" w:color="auto" w:sz="4"/>
-          <w:insideH w:val="single" w:color="auto" w:sz="4"/>
-          <w:insideV w:val="single" w:color="auto" w:sz="4"/>
+          <w:top w:val="nil"/>
+          <w:left w:val="nil"/>
+          <w:bottom w:val="nil"/>
+          <w:right w:val="nil"/>
+          <w:insideH w:val="nil"/>
+          <w:insideV w:val="nil"/>
         </w:tblBorders>
       </w:tblPr>
       <w:tblGrid>
@@ -3744,13 +3669,7 @@
         <w:tc>
           <w:tcPr>
             <w:tcW w:type="dxa" w:w="9070"/>
-            <w:tcBorders>
-              <w:top w:val="single" w:color="8A6200" w:sz="12"/>
-              <w:left w:val="single" w:color="8A6200" w:sz="8"/>
-              <w:bottom w:val="single" w:color="8A6200" w:sz="12"/>
-              <w:right w:val="none" w:color="FFFFFF" w:sz="0"/>
-            </w:tcBorders>
-            <w:shd w:fill="FDF8EC" w:val="clear"/>
+            <w:shd w:fill="FFFFFF" w:val="clear"/>
             <w:tcMar>
               <w:top w:type="dxa" w:w="140"/>
               <w:left w:type="dxa" w:w="280"/>
@@ -3883,9 +3802,6 @@
     </w:p>
     <w:p>
       <w:pPr>
-        <w:pBdr>
-          <w:left w:val="single" w:color="C8714A" w:sz="12"/>
-        </w:pBdr>
         <w:spacing w:after="60" w:before="260"/>
         <w:ind w:left="180"/>
       </w:pPr>
@@ -3959,7 +3875,7 @@
               <w:bottom w:val="single" w:color="B0C8E0" w:sz="4"/>
               <w:right w:val="single" w:color="B0C8E0" w:sz="4"/>
             </w:tcBorders>
-            <w:shd w:fill="1A3A5C" w:val="clear"/>
+            <w:shd w:fill="FFFFFF" w:val="clear"/>
             <w:tcMar>
               <w:top w:type="dxa" w:w="80"/>
               <w:left w:type="dxa" w:w="100"/>
@@ -3976,7 +3892,7 @@
                 <w:rFonts w:ascii="맑은 고딕" w:cs="맑은 고딕" w:eastAsia="맑은 고딕" w:hAnsi="맑은 고딕"/>
                 <w:b/>
                 <w:bCs/>
-                <w:color w:val="FFFFFF"/>
+                <w:color w:val="1A1A1A"/>
                 <w:sz w:val="17"/>
                 <w:szCs w:val="17"/>
               </w:rPr>
@@ -3993,7 +3909,7 @@
               <w:bottom w:val="single" w:color="B0C8E0" w:sz="4"/>
               <w:right w:val="single" w:color="B0C8E0" w:sz="4"/>
             </w:tcBorders>
-            <w:shd w:fill="1A3A5C" w:val="clear"/>
+            <w:shd w:fill="FFFFFF" w:val="clear"/>
             <w:tcMar>
               <w:top w:type="dxa" w:w="80"/>
               <w:left w:type="dxa" w:w="100"/>
@@ -4010,7 +3926,7 @@
                 <w:rFonts w:ascii="맑은 고딕" w:cs="맑은 고딕" w:eastAsia="맑은 고딕" w:hAnsi="맑은 고딕"/>
                 <w:b/>
                 <w:bCs/>
-                <w:color w:val="FFFFFF"/>
+                <w:color w:val="1A1A1A"/>
                 <w:sz w:val="17"/>
                 <w:szCs w:val="17"/>
               </w:rPr>
@@ -4027,7 +3943,7 @@
               <w:bottom w:val="single" w:color="B0C8E0" w:sz="4"/>
               <w:right w:val="single" w:color="B0C8E0" w:sz="4"/>
             </w:tcBorders>
-            <w:shd w:fill="1A3A5C" w:val="clear"/>
+            <w:shd w:fill="FFFFFF" w:val="clear"/>
             <w:tcMar>
               <w:top w:type="dxa" w:w="80"/>
               <w:left w:type="dxa" w:w="100"/>
@@ -4044,7 +3960,7 @@
                 <w:rFonts w:ascii="맑은 고딕" w:cs="맑은 고딕" w:eastAsia="맑은 고딕" w:hAnsi="맑은 고딕"/>
                 <w:b/>
                 <w:bCs/>
-                <w:color w:val="FFFFFF"/>
+                <w:color w:val="1A1A1A"/>
                 <w:sz w:val="17"/>
                 <w:szCs w:val="17"/>
               </w:rPr>
@@ -4061,7 +3977,7 @@
               <w:bottom w:val="single" w:color="B0C8E0" w:sz="4"/>
               <w:right w:val="single" w:color="B0C8E0" w:sz="4"/>
             </w:tcBorders>
-            <w:shd w:fill="1A3A5C" w:val="clear"/>
+            <w:shd w:fill="FFFFFF" w:val="clear"/>
             <w:tcMar>
               <w:top w:type="dxa" w:w="80"/>
               <w:left w:type="dxa" w:w="100"/>
@@ -4078,136 +3994,11 @@
                 <w:rFonts w:ascii="맑은 고딕" w:cs="맑은 고딕" w:eastAsia="맑은 고딕" w:hAnsi="맑은 고딕"/>
                 <w:b/>
                 <w:bCs/>
-                <w:color w:val="FFFFFF"/>
-                <w:sz w:val="17"/>
-                <w:szCs w:val="17"/>
-              </w:rPr>
-              <w:t xml:space="preserve">기한/담당</w:t>
-            </w:r>
-          </w:p>
-        </w:tc>
-      </w:tr>
-      <w:tr>
-        <w:tc>
-          <w:tcPr>
-            <w:tcW w:type="dxa" w:w="700"/>
-            <w:tcBorders>
-              <w:top w:val="single" w:color="B0C8E0" w:sz="4"/>
-              <w:left w:val="single" w:color="B0C8E0" w:sz="4"/>
-              <w:bottom w:val="single" w:color="B0C8E0" w:sz="4"/>
-              <w:right w:val="single" w:color="B0C8E0" w:sz="4"/>
-            </w:tcBorders>
-            <w:shd w:fill="EAF1F8" w:val="clear"/>
-            <w:tcMar>
-              <w:top w:type="dxa" w:w="70"/>
-              <w:left w:type="dxa" w:w="80"/>
-              <w:bottom w:type="dxa" w:w="70"/>
-              <w:right w:type="dxa" w:w="60"/>
-            </w:tcMar>
-          </w:tcPr>
-          <w:p>
-            <w:pPr>
-              <w:jc w:val="center"/>
-            </w:pPr>
-            <w:r>
-              <w:rPr>
-                <w:rFonts w:ascii="맑은 고딕" w:cs="맑은 고딕" w:eastAsia="맑은 고딕" w:hAnsi="맑은 고딕"/>
-                <w:b/>
-                <w:bCs/>
-                <w:color w:val="1A3A5C"/>
-                <w:sz w:val="17"/>
-                <w:szCs w:val="17"/>
-              </w:rPr>
-              <w:t xml:space="preserve">1단계</w:t>
-            </w:r>
-          </w:p>
-        </w:tc>
-        <w:tc>
-          <w:tcPr>
-            <w:tcW w:type="dxa" w:w="2000"/>
-            <w:tcBorders>
-              <w:top w:val="single" w:color="B0C8E0" w:sz="4"/>
-              <w:left w:val="single" w:color="B0C8E0" w:sz="4"/>
-              <w:bottom w:val="single" w:color="B0C8E0" w:sz="4"/>
-              <w:right w:val="single" w:color="B0C8E0" w:sz="4"/>
-            </w:tcBorders>
-            <w:shd w:fill="EAF1F8" w:val="clear"/>
-            <w:tcMar>
-              <w:top w:type="dxa" w:w="70"/>
-              <w:left w:type="dxa" w:w="120"/>
-              <w:bottom w:type="dxa" w:w="70"/>
-              <w:right w:type="dxa" w:w="80"/>
-            </w:tcMar>
-          </w:tcPr>
-          <w:p>
-            <w:r>
-              <w:rPr>
-                <w:rFonts w:ascii="맑은 고딕" w:cs="맑은 고딕" w:eastAsia="맑은 고딕" w:hAnsi="맑은 고딕"/>
-                <w:b/>
-                <w:bCs/>
-                <w:color w:val="1A3A5C"/>
-                <w:sz w:val="17"/>
-                <w:szCs w:val="17"/>
-              </w:rPr>
-              <w:t xml:space="preserve">후보자 추천</w:t>
-            </w:r>
-          </w:p>
-        </w:tc>
-        <w:tc>
-          <w:tcPr>
-            <w:tcW w:type="dxa" w:w="4400"/>
-            <w:tcBorders>
-              <w:top w:val="single" w:color="B0C8E0" w:sz="4"/>
-              <w:left w:val="single" w:color="B0C8E0" w:sz="4"/>
-              <w:bottom w:val="single" w:color="B0C8E0" w:sz="4"/>
-              <w:right w:val="single" w:color="B0C8E0" w:sz="4"/>
-            </w:tcBorders>
-            <w:shd w:fill="EAF1F8" w:val="clear"/>
-            <w:tcMar>
-              <w:top w:type="dxa" w:w="70"/>
-              <w:left w:type="dxa" w:w="120"/>
-              <w:bottom w:type="dxa" w:w="70"/>
-              <w:right w:type="dxa" w:w="100"/>
-            </w:tcMar>
-          </w:tcPr>
-          <w:p>
-            <w:r>
-              <w:rPr>
-                <w:rFonts w:ascii="맑은 고딕" w:cs="맑은 고딕" w:eastAsia="맑은 고딕" w:hAnsi="맑은 고딕"/>
                 <w:color w:val="1A1A1A"/>
                 <w:sz w:val="17"/>
                 <w:szCs w:val="17"/>
               </w:rPr>
-              <w:t xml:space="preserve">담임목사 또는 제직 3인 이상이 후보자를 추천</w:t>
-            </w:r>
-          </w:p>
-        </w:tc>
-        <w:tc>
-          <w:tcPr>
-            <w:tcW w:type="dxa" w:w="1970"/>
-            <w:tcBorders>
-              <w:top w:val="single" w:color="B0C8E0" w:sz="4"/>
-              <w:left w:val="single" w:color="B0C8E0" w:sz="4"/>
-              <w:bottom w:val="single" w:color="B0C8E0" w:sz="4"/>
-              <w:right w:val="single" w:color="B0C8E0" w:sz="4"/>
-            </w:tcBorders>
-            <w:shd w:fill="EAF1F8" w:val="clear"/>
-            <w:tcMar>
-              <w:top w:type="dxa" w:w="70"/>
-              <w:left w:type="dxa" w:w="100"/>
-              <w:bottom w:type="dxa" w:w="70"/>
-              <w:right w:type="dxa" w:w="80"/>
-            </w:tcMar>
-          </w:tcPr>
-          <w:p>
-            <w:r>
-              <w:rPr>
-                <w:rFonts w:ascii="맑은 고딕" w:cs="맑은 고딕" w:eastAsia="맑은 고딕" w:hAnsi="맑은 고딕"/>
-                <w:color w:val="555555"/>
-                <w:sz w:val="16"/>
-                <w:szCs w:val="16"/>
-              </w:rPr>
-              <w:t xml:space="preserve">담임목사·제직</w:t>
+              <w:t xml:space="preserve">기한/담당</w:t>
             </w:r>
           </w:p>
         </w:tc>
@@ -4243,7 +4034,7 @@
                 <w:sz w:val="17"/>
                 <w:szCs w:val="17"/>
               </w:rPr>
-              <w:t xml:space="preserve">2단계</w:t>
+              <w:t xml:space="preserve">1단계</w:t>
             </w:r>
           </w:p>
         </w:tc>
@@ -4274,7 +4065,7 @@
                 <w:sz w:val="17"/>
                 <w:szCs w:val="17"/>
               </w:rPr>
-              <w:t xml:space="preserve">공동의회 상정</w:t>
+              <w:t xml:space="preserve">후보자 추천</w:t>
             </w:r>
           </w:p>
         </w:tc>
@@ -4303,7 +4094,7 @@
                 <w:sz w:val="17"/>
                 <w:szCs w:val="17"/>
               </w:rPr>
-              <w:t xml:space="preserve">제직회 심의 후 공동의회에 상정</w:t>
+              <w:t xml:space="preserve">담임목사 또는 제직 3인 이상이 후보자를 추천</w:t>
             </w:r>
           </w:p>
         </w:tc>
@@ -4332,132 +4123,7 @@
                 <w:sz w:val="16"/>
                 <w:szCs w:val="16"/>
               </w:rPr>
-              <w:t xml:space="preserve">제직회</w:t>
-            </w:r>
-          </w:p>
-        </w:tc>
-      </w:tr>
-      <w:tr>
-        <w:tc>
-          <w:tcPr>
-            <w:tcW w:type="dxa" w:w="700"/>
-            <w:tcBorders>
-              <w:top w:val="single" w:color="B0C8E0" w:sz="4"/>
-              <w:left w:val="single" w:color="B0C8E0" w:sz="4"/>
-              <w:bottom w:val="single" w:color="B0C8E0" w:sz="4"/>
-              <w:right w:val="single" w:color="B0C8E0" w:sz="4"/>
-            </w:tcBorders>
-            <w:shd w:fill="EAF1F8" w:val="clear"/>
-            <w:tcMar>
-              <w:top w:type="dxa" w:w="70"/>
-              <w:left w:type="dxa" w:w="80"/>
-              <w:bottom w:type="dxa" w:w="70"/>
-              <w:right w:type="dxa" w:w="60"/>
-            </w:tcMar>
-          </w:tcPr>
-          <w:p>
-            <w:pPr>
-              <w:jc w:val="center"/>
-            </w:pPr>
-            <w:r>
-              <w:rPr>
-                <w:rFonts w:ascii="맑은 고딕" w:cs="맑은 고딕" w:eastAsia="맑은 고딕" w:hAnsi="맑은 고딕"/>
-                <w:b/>
-                <w:bCs/>
-                <w:color w:val="1A3A5C"/>
-                <w:sz w:val="17"/>
-                <w:szCs w:val="17"/>
-              </w:rPr>
-              <w:t xml:space="preserve">3단계</w:t>
-            </w:r>
-          </w:p>
-        </w:tc>
-        <w:tc>
-          <w:tcPr>
-            <w:tcW w:type="dxa" w:w="2000"/>
-            <w:tcBorders>
-              <w:top w:val="single" w:color="B0C8E0" w:sz="4"/>
-              <w:left w:val="single" w:color="B0C8E0" w:sz="4"/>
-              <w:bottom w:val="single" w:color="B0C8E0" w:sz="4"/>
-              <w:right w:val="single" w:color="B0C8E0" w:sz="4"/>
-            </w:tcBorders>
-            <w:shd w:fill="EAF1F8" w:val="clear"/>
-            <w:tcMar>
-              <w:top w:type="dxa" w:w="70"/>
-              <w:left w:type="dxa" w:w="120"/>
-              <w:bottom w:type="dxa" w:w="70"/>
-              <w:right w:type="dxa" w:w="80"/>
-            </w:tcMar>
-          </w:tcPr>
-          <w:p>
-            <w:r>
-              <w:rPr>
-                <w:rFonts w:ascii="맑은 고딕" w:cs="맑은 고딕" w:eastAsia="맑은 고딕" w:hAnsi="맑은 고딕"/>
-                <w:b/>
-                <w:bCs/>
-                <w:color w:val="1A3A5C"/>
-                <w:sz w:val="17"/>
-                <w:szCs w:val="17"/>
-              </w:rPr>
-              <w:t xml:space="preserve">공동의회 의결</w:t>
-            </w:r>
-          </w:p>
-        </w:tc>
-        <w:tc>
-          <w:tcPr>
-            <w:tcW w:type="dxa" w:w="4400"/>
-            <w:tcBorders>
-              <w:top w:val="single" w:color="B0C8E0" w:sz="4"/>
-              <w:left w:val="single" w:color="B0C8E0" w:sz="4"/>
-              <w:bottom w:val="single" w:color="B0C8E0" w:sz="4"/>
-              <w:right w:val="single" w:color="B0C8E0" w:sz="4"/>
-            </w:tcBorders>
-            <w:shd w:fill="EAF1F8" w:val="clear"/>
-            <w:tcMar>
-              <w:top w:type="dxa" w:w="70"/>
-              <w:left w:type="dxa" w:w="120"/>
-              <w:bottom w:type="dxa" w:w="70"/>
-              <w:right w:type="dxa" w:w="100"/>
-            </w:tcMar>
-          </w:tcPr>
-          <w:p>
-            <w:r>
-              <w:rPr>
-                <w:rFonts w:ascii="맑은 고딕" w:cs="맑은 고딕" w:eastAsia="맑은 고딕" w:hAnsi="맑은 고딕"/>
-                <w:color w:val="1A1A1A"/>
-                <w:sz w:val="17"/>
-                <w:szCs w:val="17"/>
-              </w:rPr>
-              <w:t xml:space="preserve">출석 세례 교인 과반수 찬성으로 피택</w:t>
-            </w:r>
-          </w:p>
-        </w:tc>
-        <w:tc>
-          <w:tcPr>
-            <w:tcW w:type="dxa" w:w="1970"/>
-            <w:tcBorders>
-              <w:top w:val="single" w:color="B0C8E0" w:sz="4"/>
-              <w:left w:val="single" w:color="B0C8E0" w:sz="4"/>
-              <w:bottom w:val="single" w:color="B0C8E0" w:sz="4"/>
-              <w:right w:val="single" w:color="B0C8E0" w:sz="4"/>
-            </w:tcBorders>
-            <w:shd w:fill="EAF1F8" w:val="clear"/>
-            <w:tcMar>
-              <w:top w:type="dxa" w:w="70"/>
-              <w:left w:type="dxa" w:w="100"/>
-              <w:bottom w:type="dxa" w:w="70"/>
-              <w:right w:type="dxa" w:w="80"/>
-            </w:tcMar>
-          </w:tcPr>
-          <w:p>
-            <w:r>
-              <w:rPr>
-                <w:rFonts w:ascii="맑은 고딕" w:cs="맑은 고딕" w:eastAsia="맑은 고딕" w:hAnsi="맑은 고딕"/>
-                <w:color w:val="555555"/>
-                <w:sz w:val="16"/>
-                <w:szCs w:val="16"/>
-              </w:rPr>
-              <w:t xml:space="preserve">공동의회</w:t>
+              <w:t xml:space="preserve">담임목사·제직</w:t>
             </w:r>
           </w:p>
         </w:tc>
@@ -4493,7 +4159,7 @@
                 <w:sz w:val="17"/>
                 <w:szCs w:val="17"/>
               </w:rPr>
-              <w:t xml:space="preserve">4단계</w:t>
+              <w:t xml:space="preserve">2단계</w:t>
             </w:r>
           </w:p>
         </w:tc>
@@ -4524,7 +4190,7 @@
                 <w:sz w:val="17"/>
                 <w:szCs w:val="17"/>
               </w:rPr>
-              <w:t xml:space="preserve">교리 교육</w:t>
+              <w:t xml:space="preserve">공동의회 상정</w:t>
             </w:r>
           </w:p>
         </w:tc>
@@ -4553,7 +4219,7 @@
                 <w:sz w:val="17"/>
                 <w:szCs w:val="17"/>
               </w:rPr>
-              <w:t xml:space="preserve">8주 안수집사 교리 교육 이수</w:t>
+              <w:t xml:space="preserve">제직회 심의 후 공동의회에 상정</w:t>
             </w:r>
           </w:p>
         </w:tc>
@@ -4582,132 +4248,7 @@
                 <w:sz w:val="16"/>
                 <w:szCs w:val="16"/>
               </w:rPr>
-              <w:t xml:space="preserve">담임목사</w:t>
-            </w:r>
-          </w:p>
-        </w:tc>
-      </w:tr>
-      <w:tr>
-        <w:tc>
-          <w:tcPr>
-            <w:tcW w:type="dxa" w:w="700"/>
-            <w:tcBorders>
-              <w:top w:val="single" w:color="B0C8E0" w:sz="4"/>
-              <w:left w:val="single" w:color="B0C8E0" w:sz="4"/>
-              <w:bottom w:val="single" w:color="B0C8E0" w:sz="4"/>
-              <w:right w:val="single" w:color="B0C8E0" w:sz="4"/>
-            </w:tcBorders>
-            <w:shd w:fill="EAF1F8" w:val="clear"/>
-            <w:tcMar>
-              <w:top w:type="dxa" w:w="70"/>
-              <w:left w:type="dxa" w:w="80"/>
-              <w:bottom w:type="dxa" w:w="70"/>
-              <w:right w:type="dxa" w:w="60"/>
-            </w:tcMar>
-          </w:tcPr>
-          <w:p>
-            <w:pPr>
-              <w:jc w:val="center"/>
-            </w:pPr>
-            <w:r>
-              <w:rPr>
-                <w:rFonts w:ascii="맑은 고딕" w:cs="맑은 고딕" w:eastAsia="맑은 고딕" w:hAnsi="맑은 고딕"/>
-                <w:b/>
-                <w:bCs/>
-                <w:color w:val="1A3A5C"/>
-                <w:sz w:val="17"/>
-                <w:szCs w:val="17"/>
-              </w:rPr>
-              <w:t xml:space="preserve">5단계</w:t>
-            </w:r>
-          </w:p>
-        </w:tc>
-        <w:tc>
-          <w:tcPr>
-            <w:tcW w:type="dxa" w:w="2000"/>
-            <w:tcBorders>
-              <w:top w:val="single" w:color="B0C8E0" w:sz="4"/>
-              <w:left w:val="single" w:color="B0C8E0" w:sz="4"/>
-              <w:bottom w:val="single" w:color="B0C8E0" w:sz="4"/>
-              <w:right w:val="single" w:color="B0C8E0" w:sz="4"/>
-            </w:tcBorders>
-            <w:shd w:fill="EAF1F8" w:val="clear"/>
-            <w:tcMar>
-              <w:top w:type="dxa" w:w="70"/>
-              <w:left w:type="dxa" w:w="120"/>
-              <w:bottom w:type="dxa" w:w="70"/>
-              <w:right w:type="dxa" w:w="80"/>
-            </w:tcMar>
-          </w:tcPr>
-          <w:p>
-            <w:r>
-              <w:rPr>
-                <w:rFonts w:ascii="맑은 고딕" w:cs="맑은 고딕" w:eastAsia="맑은 고딕" w:hAnsi="맑은 고딕"/>
-                <w:b/>
-                <w:bCs/>
-                <w:color w:val="1A3A5C"/>
-                <w:sz w:val="17"/>
-                <w:szCs w:val="17"/>
-              </w:rPr>
-              <w:t xml:space="preserve">노회 청원</w:t>
-            </w:r>
-          </w:p>
-        </w:tc>
-        <w:tc>
-          <w:tcPr>
-            <w:tcW w:type="dxa" w:w="4400"/>
-            <w:tcBorders>
-              <w:top w:val="single" w:color="B0C8E0" w:sz="4"/>
-              <w:left w:val="single" w:color="B0C8E0" w:sz="4"/>
-              <w:bottom w:val="single" w:color="B0C8E0" w:sz="4"/>
-              <w:right w:val="single" w:color="B0C8E0" w:sz="4"/>
-            </w:tcBorders>
-            <w:shd w:fill="EAF1F8" w:val="clear"/>
-            <w:tcMar>
-              <w:top w:type="dxa" w:w="70"/>
-              <w:left w:type="dxa" w:w="120"/>
-              <w:bottom w:type="dxa" w:w="70"/>
-              <w:right w:type="dxa" w:w="100"/>
-            </w:tcMar>
-          </w:tcPr>
-          <w:p>
-            <w:r>
-              <w:rPr>
-                <w:rFonts w:ascii="맑은 고딕" w:cs="맑은 고딕" w:eastAsia="맑은 고딕" w:hAnsi="맑은 고딕"/>
-                <w:color w:val="1A1A1A"/>
-                <w:sz w:val="17"/>
-                <w:szCs w:val="17"/>
-              </w:rPr>
-              <w:t xml:space="preserve">교단 노회에 안수 청원</w:t>
-            </w:r>
-          </w:p>
-        </w:tc>
-        <w:tc>
-          <w:tcPr>
-            <w:tcW w:type="dxa" w:w="1970"/>
-            <w:tcBorders>
-              <w:top w:val="single" w:color="B0C8E0" w:sz="4"/>
-              <w:left w:val="single" w:color="B0C8E0" w:sz="4"/>
-              <w:bottom w:val="single" w:color="B0C8E0" w:sz="4"/>
-              <w:right w:val="single" w:color="B0C8E0" w:sz="4"/>
-            </w:tcBorders>
-            <w:shd w:fill="EAF1F8" w:val="clear"/>
-            <w:tcMar>
-              <w:top w:type="dxa" w:w="70"/>
-              <w:left w:type="dxa" w:w="100"/>
-              <w:bottom w:type="dxa" w:w="70"/>
-              <w:right w:type="dxa" w:w="80"/>
-            </w:tcMar>
-          </w:tcPr>
-          <w:p>
-            <w:r>
-              <w:rPr>
-                <w:rFonts w:ascii="맑은 고딕" w:cs="맑은 고딕" w:eastAsia="맑은 고딕" w:hAnsi="맑은 고딕"/>
-                <w:color w:val="555555"/>
-                <w:sz w:val="16"/>
-                <w:szCs w:val="16"/>
-              </w:rPr>
-              <w:t xml:space="preserve">제직회 서기</w:t>
+              <w:t xml:space="preserve">제직회</w:t>
             </w:r>
           </w:p>
         </w:tc>
@@ -4743,7 +4284,7 @@
                 <w:sz w:val="17"/>
                 <w:szCs w:val="17"/>
               </w:rPr>
-              <w:t xml:space="preserve">6단계</w:t>
+              <w:t xml:space="preserve">3단계</w:t>
             </w:r>
           </w:p>
         </w:tc>
@@ -4774,7 +4315,7 @@
                 <w:sz w:val="17"/>
                 <w:szCs w:val="17"/>
               </w:rPr>
-              <w:t xml:space="preserve">안수 예배</w:t>
+              <w:t xml:space="preserve">공동의회 의결</w:t>
             </w:r>
           </w:p>
         </w:tc>
@@ -4803,7 +4344,7 @@
                 <w:sz w:val="17"/>
                 <w:szCs w:val="17"/>
               </w:rPr>
-              <w:t xml:space="preserve">담임목사 및 장로 공동 집례로 안수</w:t>
+              <w:t xml:space="preserve">출석 세례 교인 과반수 찬성으로 피택</w:t>
             </w:r>
           </w:p>
         </w:tc>
@@ -4832,6 +4373,381 @@
                 <w:sz w:val="16"/>
                 <w:szCs w:val="16"/>
               </w:rPr>
+              <w:t xml:space="preserve">공동의회</w:t>
+            </w:r>
+          </w:p>
+        </w:tc>
+      </w:tr>
+      <w:tr>
+        <w:tc>
+          <w:tcPr>
+            <w:tcW w:type="dxa" w:w="700"/>
+            <w:tcBorders>
+              <w:top w:val="single" w:color="B0C8E0" w:sz="4"/>
+              <w:left w:val="single" w:color="B0C8E0" w:sz="4"/>
+              <w:bottom w:val="single" w:color="B0C8E0" w:sz="4"/>
+              <w:right w:val="single" w:color="B0C8E0" w:sz="4"/>
+            </w:tcBorders>
+            <w:shd w:fill="FFFFFF" w:val="clear"/>
+            <w:tcMar>
+              <w:top w:type="dxa" w:w="70"/>
+              <w:left w:type="dxa" w:w="80"/>
+              <w:bottom w:type="dxa" w:w="70"/>
+              <w:right w:type="dxa" w:w="60"/>
+            </w:tcMar>
+          </w:tcPr>
+          <w:p>
+            <w:pPr>
+              <w:jc w:val="center"/>
+            </w:pPr>
+            <w:r>
+              <w:rPr>
+                <w:rFonts w:ascii="맑은 고딕" w:cs="맑은 고딕" w:eastAsia="맑은 고딕" w:hAnsi="맑은 고딕"/>
+                <w:b/>
+                <w:bCs/>
+                <w:color w:val="1A3A5C"/>
+                <w:sz w:val="17"/>
+                <w:szCs w:val="17"/>
+              </w:rPr>
+              <w:t xml:space="preserve">4단계</w:t>
+            </w:r>
+          </w:p>
+        </w:tc>
+        <w:tc>
+          <w:tcPr>
+            <w:tcW w:type="dxa" w:w="2000"/>
+            <w:tcBorders>
+              <w:top w:val="single" w:color="B0C8E0" w:sz="4"/>
+              <w:left w:val="single" w:color="B0C8E0" w:sz="4"/>
+              <w:bottom w:val="single" w:color="B0C8E0" w:sz="4"/>
+              <w:right w:val="single" w:color="B0C8E0" w:sz="4"/>
+            </w:tcBorders>
+            <w:shd w:fill="FFFFFF" w:val="clear"/>
+            <w:tcMar>
+              <w:top w:type="dxa" w:w="70"/>
+              <w:left w:type="dxa" w:w="120"/>
+              <w:bottom w:type="dxa" w:w="70"/>
+              <w:right w:type="dxa" w:w="80"/>
+            </w:tcMar>
+          </w:tcPr>
+          <w:p>
+            <w:r>
+              <w:rPr>
+                <w:rFonts w:ascii="맑은 고딕" w:cs="맑은 고딕" w:eastAsia="맑은 고딕" w:hAnsi="맑은 고딕"/>
+                <w:b/>
+                <w:bCs/>
+                <w:color w:val="1A3A5C"/>
+                <w:sz w:val="17"/>
+                <w:szCs w:val="17"/>
+              </w:rPr>
+              <w:t xml:space="preserve">교리 교육</w:t>
+            </w:r>
+          </w:p>
+        </w:tc>
+        <w:tc>
+          <w:tcPr>
+            <w:tcW w:type="dxa" w:w="4400"/>
+            <w:tcBorders>
+              <w:top w:val="single" w:color="B0C8E0" w:sz="4"/>
+              <w:left w:val="single" w:color="B0C8E0" w:sz="4"/>
+              <w:bottom w:val="single" w:color="B0C8E0" w:sz="4"/>
+              <w:right w:val="single" w:color="B0C8E0" w:sz="4"/>
+            </w:tcBorders>
+            <w:shd w:fill="FFFFFF" w:val="clear"/>
+            <w:tcMar>
+              <w:top w:type="dxa" w:w="70"/>
+              <w:left w:type="dxa" w:w="120"/>
+              <w:bottom w:type="dxa" w:w="70"/>
+              <w:right w:type="dxa" w:w="100"/>
+            </w:tcMar>
+          </w:tcPr>
+          <w:p>
+            <w:r>
+              <w:rPr>
+                <w:rFonts w:ascii="맑은 고딕" w:cs="맑은 고딕" w:eastAsia="맑은 고딕" w:hAnsi="맑은 고딕"/>
+                <w:color w:val="1A1A1A"/>
+                <w:sz w:val="17"/>
+                <w:szCs w:val="17"/>
+              </w:rPr>
+              <w:t xml:space="preserve">8주 안수집사 교리 교육 이수</w:t>
+            </w:r>
+          </w:p>
+        </w:tc>
+        <w:tc>
+          <w:tcPr>
+            <w:tcW w:type="dxa" w:w="1970"/>
+            <w:tcBorders>
+              <w:top w:val="single" w:color="B0C8E0" w:sz="4"/>
+              <w:left w:val="single" w:color="B0C8E0" w:sz="4"/>
+              <w:bottom w:val="single" w:color="B0C8E0" w:sz="4"/>
+              <w:right w:val="single" w:color="B0C8E0" w:sz="4"/>
+            </w:tcBorders>
+            <w:shd w:fill="FFFFFF" w:val="clear"/>
+            <w:tcMar>
+              <w:top w:type="dxa" w:w="70"/>
+              <w:left w:type="dxa" w:w="100"/>
+              <w:bottom w:type="dxa" w:w="70"/>
+              <w:right w:type="dxa" w:w="80"/>
+            </w:tcMar>
+          </w:tcPr>
+          <w:p>
+            <w:r>
+              <w:rPr>
+                <w:rFonts w:ascii="맑은 고딕" w:cs="맑은 고딕" w:eastAsia="맑은 고딕" w:hAnsi="맑은 고딕"/>
+                <w:color w:val="555555"/>
+                <w:sz w:val="16"/>
+                <w:szCs w:val="16"/>
+              </w:rPr>
+              <w:t xml:space="preserve">담임목사</w:t>
+            </w:r>
+          </w:p>
+        </w:tc>
+      </w:tr>
+      <w:tr>
+        <w:tc>
+          <w:tcPr>
+            <w:tcW w:type="dxa" w:w="700"/>
+            <w:tcBorders>
+              <w:top w:val="single" w:color="B0C8E0" w:sz="4"/>
+              <w:left w:val="single" w:color="B0C8E0" w:sz="4"/>
+              <w:bottom w:val="single" w:color="B0C8E0" w:sz="4"/>
+              <w:right w:val="single" w:color="B0C8E0" w:sz="4"/>
+            </w:tcBorders>
+            <w:shd w:fill="FFFFFF" w:val="clear"/>
+            <w:tcMar>
+              <w:top w:type="dxa" w:w="70"/>
+              <w:left w:type="dxa" w:w="80"/>
+              <w:bottom w:type="dxa" w:w="70"/>
+              <w:right w:type="dxa" w:w="60"/>
+            </w:tcMar>
+          </w:tcPr>
+          <w:p>
+            <w:pPr>
+              <w:jc w:val="center"/>
+            </w:pPr>
+            <w:r>
+              <w:rPr>
+                <w:rFonts w:ascii="맑은 고딕" w:cs="맑은 고딕" w:eastAsia="맑은 고딕" w:hAnsi="맑은 고딕"/>
+                <w:b/>
+                <w:bCs/>
+                <w:color w:val="1A3A5C"/>
+                <w:sz w:val="17"/>
+                <w:szCs w:val="17"/>
+              </w:rPr>
+              <w:t xml:space="preserve">5단계</w:t>
+            </w:r>
+          </w:p>
+        </w:tc>
+        <w:tc>
+          <w:tcPr>
+            <w:tcW w:type="dxa" w:w="2000"/>
+            <w:tcBorders>
+              <w:top w:val="single" w:color="B0C8E0" w:sz="4"/>
+              <w:left w:val="single" w:color="B0C8E0" w:sz="4"/>
+              <w:bottom w:val="single" w:color="B0C8E0" w:sz="4"/>
+              <w:right w:val="single" w:color="B0C8E0" w:sz="4"/>
+            </w:tcBorders>
+            <w:shd w:fill="FFFFFF" w:val="clear"/>
+            <w:tcMar>
+              <w:top w:type="dxa" w:w="70"/>
+              <w:left w:type="dxa" w:w="120"/>
+              <w:bottom w:type="dxa" w:w="70"/>
+              <w:right w:type="dxa" w:w="80"/>
+            </w:tcMar>
+          </w:tcPr>
+          <w:p>
+            <w:r>
+              <w:rPr>
+                <w:rFonts w:ascii="맑은 고딕" w:cs="맑은 고딕" w:eastAsia="맑은 고딕" w:hAnsi="맑은 고딕"/>
+                <w:b/>
+                <w:bCs/>
+                <w:color w:val="1A3A5C"/>
+                <w:sz w:val="17"/>
+                <w:szCs w:val="17"/>
+              </w:rPr>
+              <w:t xml:space="preserve">노회 청원</w:t>
+            </w:r>
+          </w:p>
+        </w:tc>
+        <w:tc>
+          <w:tcPr>
+            <w:tcW w:type="dxa" w:w="4400"/>
+            <w:tcBorders>
+              <w:top w:val="single" w:color="B0C8E0" w:sz="4"/>
+              <w:left w:val="single" w:color="B0C8E0" w:sz="4"/>
+              <w:bottom w:val="single" w:color="B0C8E0" w:sz="4"/>
+              <w:right w:val="single" w:color="B0C8E0" w:sz="4"/>
+            </w:tcBorders>
+            <w:shd w:fill="FFFFFF" w:val="clear"/>
+            <w:tcMar>
+              <w:top w:type="dxa" w:w="70"/>
+              <w:left w:type="dxa" w:w="120"/>
+              <w:bottom w:type="dxa" w:w="70"/>
+              <w:right w:type="dxa" w:w="100"/>
+            </w:tcMar>
+          </w:tcPr>
+          <w:p>
+            <w:r>
+              <w:rPr>
+                <w:rFonts w:ascii="맑은 고딕" w:cs="맑은 고딕" w:eastAsia="맑은 고딕" w:hAnsi="맑은 고딕"/>
+                <w:color w:val="1A1A1A"/>
+                <w:sz w:val="17"/>
+                <w:szCs w:val="17"/>
+              </w:rPr>
+              <w:t xml:space="preserve">교단 노회에 안수 청원</w:t>
+            </w:r>
+          </w:p>
+        </w:tc>
+        <w:tc>
+          <w:tcPr>
+            <w:tcW w:type="dxa" w:w="1970"/>
+            <w:tcBorders>
+              <w:top w:val="single" w:color="B0C8E0" w:sz="4"/>
+              <w:left w:val="single" w:color="B0C8E0" w:sz="4"/>
+              <w:bottom w:val="single" w:color="B0C8E0" w:sz="4"/>
+              <w:right w:val="single" w:color="B0C8E0" w:sz="4"/>
+            </w:tcBorders>
+            <w:shd w:fill="FFFFFF" w:val="clear"/>
+            <w:tcMar>
+              <w:top w:type="dxa" w:w="70"/>
+              <w:left w:type="dxa" w:w="100"/>
+              <w:bottom w:type="dxa" w:w="70"/>
+              <w:right w:type="dxa" w:w="80"/>
+            </w:tcMar>
+          </w:tcPr>
+          <w:p>
+            <w:r>
+              <w:rPr>
+                <w:rFonts w:ascii="맑은 고딕" w:cs="맑은 고딕" w:eastAsia="맑은 고딕" w:hAnsi="맑은 고딕"/>
+                <w:color w:val="555555"/>
+                <w:sz w:val="16"/>
+                <w:szCs w:val="16"/>
+              </w:rPr>
+              <w:t xml:space="preserve">제직회 서기</w:t>
+            </w:r>
+          </w:p>
+        </w:tc>
+      </w:tr>
+      <w:tr>
+        <w:tc>
+          <w:tcPr>
+            <w:tcW w:type="dxa" w:w="700"/>
+            <w:tcBorders>
+              <w:top w:val="single" w:color="B0C8E0" w:sz="4"/>
+              <w:left w:val="single" w:color="B0C8E0" w:sz="4"/>
+              <w:bottom w:val="single" w:color="B0C8E0" w:sz="4"/>
+              <w:right w:val="single" w:color="B0C8E0" w:sz="4"/>
+            </w:tcBorders>
+            <w:shd w:fill="FFFFFF" w:val="clear"/>
+            <w:tcMar>
+              <w:top w:type="dxa" w:w="70"/>
+              <w:left w:type="dxa" w:w="80"/>
+              <w:bottom w:type="dxa" w:w="70"/>
+              <w:right w:type="dxa" w:w="60"/>
+            </w:tcMar>
+          </w:tcPr>
+          <w:p>
+            <w:pPr>
+              <w:jc w:val="center"/>
+            </w:pPr>
+            <w:r>
+              <w:rPr>
+                <w:rFonts w:ascii="맑은 고딕" w:cs="맑은 고딕" w:eastAsia="맑은 고딕" w:hAnsi="맑은 고딕"/>
+                <w:b/>
+                <w:bCs/>
+                <w:color w:val="1A3A5C"/>
+                <w:sz w:val="17"/>
+                <w:szCs w:val="17"/>
+              </w:rPr>
+              <w:t xml:space="preserve">6단계</w:t>
+            </w:r>
+          </w:p>
+        </w:tc>
+        <w:tc>
+          <w:tcPr>
+            <w:tcW w:type="dxa" w:w="2000"/>
+            <w:tcBorders>
+              <w:top w:val="single" w:color="B0C8E0" w:sz="4"/>
+              <w:left w:val="single" w:color="B0C8E0" w:sz="4"/>
+              <w:bottom w:val="single" w:color="B0C8E0" w:sz="4"/>
+              <w:right w:val="single" w:color="B0C8E0" w:sz="4"/>
+            </w:tcBorders>
+            <w:shd w:fill="FFFFFF" w:val="clear"/>
+            <w:tcMar>
+              <w:top w:type="dxa" w:w="70"/>
+              <w:left w:type="dxa" w:w="120"/>
+              <w:bottom w:type="dxa" w:w="70"/>
+              <w:right w:type="dxa" w:w="80"/>
+            </w:tcMar>
+          </w:tcPr>
+          <w:p>
+            <w:r>
+              <w:rPr>
+                <w:rFonts w:ascii="맑은 고딕" w:cs="맑은 고딕" w:eastAsia="맑은 고딕" w:hAnsi="맑은 고딕"/>
+                <w:b/>
+                <w:bCs/>
+                <w:color w:val="1A3A5C"/>
+                <w:sz w:val="17"/>
+                <w:szCs w:val="17"/>
+              </w:rPr>
+              <w:t xml:space="preserve">안수 예배</w:t>
+            </w:r>
+          </w:p>
+        </w:tc>
+        <w:tc>
+          <w:tcPr>
+            <w:tcW w:type="dxa" w:w="4400"/>
+            <w:tcBorders>
+              <w:top w:val="single" w:color="B0C8E0" w:sz="4"/>
+              <w:left w:val="single" w:color="B0C8E0" w:sz="4"/>
+              <w:bottom w:val="single" w:color="B0C8E0" w:sz="4"/>
+              <w:right w:val="single" w:color="B0C8E0" w:sz="4"/>
+            </w:tcBorders>
+            <w:shd w:fill="FFFFFF" w:val="clear"/>
+            <w:tcMar>
+              <w:top w:type="dxa" w:w="70"/>
+              <w:left w:type="dxa" w:w="120"/>
+              <w:bottom w:type="dxa" w:w="70"/>
+              <w:right w:type="dxa" w:w="100"/>
+            </w:tcMar>
+          </w:tcPr>
+          <w:p>
+            <w:r>
+              <w:rPr>
+                <w:rFonts w:ascii="맑은 고딕" w:cs="맑은 고딕" w:eastAsia="맑은 고딕" w:hAnsi="맑은 고딕"/>
+                <w:color w:val="1A1A1A"/>
+                <w:sz w:val="17"/>
+                <w:szCs w:val="17"/>
+              </w:rPr>
+              <w:t xml:space="preserve">담임목사 및 장로 공동 집례로 안수</w:t>
+            </w:r>
+          </w:p>
+        </w:tc>
+        <w:tc>
+          <w:tcPr>
+            <w:tcW w:type="dxa" w:w="1970"/>
+            <w:tcBorders>
+              <w:top w:val="single" w:color="B0C8E0" w:sz="4"/>
+              <w:left w:val="single" w:color="B0C8E0" w:sz="4"/>
+              <w:bottom w:val="single" w:color="B0C8E0" w:sz="4"/>
+              <w:right w:val="single" w:color="B0C8E0" w:sz="4"/>
+            </w:tcBorders>
+            <w:shd w:fill="FFFFFF" w:val="clear"/>
+            <w:tcMar>
+              <w:top w:type="dxa" w:w="70"/>
+              <w:left w:type="dxa" w:w="100"/>
+              <w:bottom w:type="dxa" w:w="70"/>
+              <w:right w:type="dxa" w:w="80"/>
+            </w:tcMar>
+          </w:tcPr>
+          <w:p>
+            <w:r>
+              <w:rPr>
+                <w:rFonts w:ascii="맑은 고딕" w:cs="맑은 고딕" w:eastAsia="맑은 고딕" w:hAnsi="맑은 고딕"/>
+                <w:color w:val="555555"/>
+                <w:sz w:val="16"/>
+                <w:szCs w:val="16"/>
+              </w:rPr>
               <w:t xml:space="preserve">담임목사·장로</w:t>
             </w:r>
           </w:p>
@@ -4854,9 +4770,6 @@
     </w:p>
     <w:p>
       <w:pPr>
-        <w:pBdr>
-          <w:left w:val="single" w:color="C8714A" w:sz="12"/>
-        </w:pBdr>
         <w:spacing w:after="60" w:before="260"/>
         <w:ind w:left="180"/>
       </w:pPr>
@@ -4920,9 +4833,6 @@
     </w:p>
     <w:p>
       <w:pPr>
-        <w:pBdr>
-          <w:left w:val="single" w:color="C8714A" w:sz="12"/>
-        </w:pBdr>
         <w:spacing w:after="60" w:before="260"/>
         <w:ind w:left="180"/>
       </w:pPr>
@@ -4986,10 +4896,7 @@
     </w:p>
     <w:p>
       <w:pPr>
-        <w:pBdr>
-          <w:bottom w:val="single" w:color="C8714A" w:sz="8"/>
-        </w:pBdr>
-        <w:shd w:fill="1A3A5C" w:val="clear"/>
+        <w:shd w:fill="FFFFFF" w:val="clear"/>
         <w:spacing w:after="200" w:before="440"/>
         <w:jc w:val="center"/>
       </w:pPr>
@@ -4998,7 +4905,7 @@
           <w:rFonts w:ascii="맑은 고딕" w:cs="맑은 고딕" w:eastAsia="맑은 고딕" w:hAnsi="맑은 고딕"/>
           <w:b/>
           <w:bCs/>
-          <w:color w:val="FFFFFF"/>
+          <w:color w:val="1A1A1A"/>
           <w:sz w:val="27"/>
           <w:szCs w:val="27"/>
         </w:rPr>
@@ -5030,9 +4937,6 @@
     </w:p>
     <w:p>
       <w:pPr>
-        <w:pBdr>
-          <w:left w:val="single" w:color="C8714A" w:sz="12"/>
-        </w:pBdr>
         <w:spacing w:after="60" w:before="260"/>
         <w:ind w:left="180"/>
       </w:pPr>
@@ -5082,12 +4986,12 @@
       <w:tblPr>
         <w:tblW w:type="dxa" w:w="9070"/>
         <w:tblBorders>
-          <w:top w:val="single" w:color="auto" w:sz="4"/>
-          <w:left w:val="single" w:color="auto" w:sz="4"/>
-          <w:bottom w:val="single" w:color="auto" w:sz="4"/>
-          <w:right w:val="single" w:color="auto" w:sz="4"/>
-          <w:insideH w:val="single" w:color="auto" w:sz="4"/>
-          <w:insideV w:val="single" w:color="auto" w:sz="4"/>
+          <w:top w:val="nil"/>
+          <w:left w:val="nil"/>
+          <w:bottom w:val="nil"/>
+          <w:right w:val="nil"/>
+          <w:insideH w:val="nil"/>
+          <w:insideV w:val="nil"/>
         </w:tblBorders>
       </w:tblPr>
       <w:tblGrid>
@@ -5097,13 +5001,7 @@
         <w:tc>
           <w:tcPr>
             <w:tcW w:type="dxa" w:w="9070"/>
-            <w:tcBorders>
-              <w:top w:val="single" w:color="C8714A" w:sz="12"/>
-              <w:left w:val="single" w:color="C8714A" w:sz="8"/>
-              <w:bottom w:val="single" w:color="C8714A" w:sz="12"/>
-              <w:right w:val="none" w:color="FFFFFF" w:sz="0"/>
-            </w:tcBorders>
-            <w:shd w:fill="FDF0EE" w:val="clear"/>
+            <w:shd w:fill="FFFFFF" w:val="clear"/>
             <w:tcMar>
               <w:top w:type="dxa" w:w="140"/>
               <w:left w:type="dxa" w:w="280"/>
@@ -5236,9 +5134,6 @@
     </w:p>
     <w:p>
       <w:pPr>
-        <w:pBdr>
-          <w:left w:val="single" w:color="C8714A" w:sz="12"/>
-        </w:pBdr>
         <w:spacing w:after="60" w:before="260"/>
         <w:ind w:left="180"/>
       </w:pPr>
@@ -5334,9 +5229,6 @@
     </w:p>
     <w:p>
       <w:pPr>
-        <w:pBdr>
-          <w:left w:val="single" w:color="C8714A" w:sz="12"/>
-        </w:pBdr>
         <w:spacing w:after="60" w:before="260"/>
         <w:ind w:left="180"/>
       </w:pPr>
@@ -5400,9 +5292,6 @@
     </w:p>
     <w:p>
       <w:pPr>
-        <w:pBdr>
-          <w:left w:val="single" w:color="C8714A" w:sz="12"/>
-        </w:pBdr>
         <w:spacing w:after="60" w:before="260"/>
         <w:ind w:left="180"/>
       </w:pPr>
@@ -5466,10 +5355,7 @@
     </w:p>
     <w:p>
       <w:pPr>
-        <w:pBdr>
-          <w:bottom w:val="single" w:color="C8714A" w:sz="8"/>
-        </w:pBdr>
-        <w:shd w:fill="1A3A5C" w:val="clear"/>
+        <w:shd w:fill="FFFFFF" w:val="clear"/>
         <w:spacing w:after="200" w:before="440"/>
         <w:jc w:val="center"/>
       </w:pPr>
@@ -5478,7 +5364,7 @@
           <w:rFonts w:ascii="맑은 고딕" w:cs="맑은 고딕" w:eastAsia="맑은 고딕" w:hAnsi="맑은 고딕"/>
           <w:b/>
           <w:bCs/>
-          <w:color w:val="FFFFFF"/>
+          <w:color w:val="1A1A1A"/>
           <w:sz w:val="27"/>
           <w:szCs w:val="27"/>
         </w:rPr>
@@ -5510,9 +5396,6 @@
     </w:p>
     <w:p>
       <w:pPr>
-        <w:pBdr>
-          <w:left w:val="single" w:color="C8714A" w:sz="12"/>
-        </w:pBdr>
         <w:spacing w:after="60" w:before="260"/>
         <w:ind w:left="180"/>
       </w:pPr>
@@ -5640,9 +5523,6 @@
     </w:p>
     <w:p>
       <w:pPr>
-        <w:pBdr>
-          <w:left w:val="single" w:color="C8714A" w:sz="12"/>
-        </w:pBdr>
         <w:spacing w:after="60" w:before="260"/>
         <w:ind w:left="180"/>
       </w:pPr>
@@ -5722,9 +5602,6 @@
     </w:p>
     <w:p>
       <w:pPr>
-        <w:pBdr>
-          <w:left w:val="single" w:color="C8714A" w:sz="12"/>
-        </w:pBdr>
         <w:spacing w:after="60" w:before="260"/>
         <w:ind w:left="180"/>
       </w:pPr>
@@ -5788,10 +5665,7 @@
     </w:p>
     <w:p>
       <w:pPr>
-        <w:pBdr>
-          <w:bottom w:val="single" w:color="C8714A" w:sz="8"/>
-        </w:pBdr>
-        <w:shd w:fill="1A3A5C" w:val="clear"/>
+        <w:shd w:fill="FFFFFF" w:val="clear"/>
         <w:spacing w:after="200" w:before="440"/>
         <w:jc w:val="center"/>
       </w:pPr>
@@ -5800,7 +5674,7 @@
           <w:rFonts w:ascii="맑은 고딕" w:cs="맑은 고딕" w:eastAsia="맑은 고딕" w:hAnsi="맑은 고딕"/>
           <w:b/>
           <w:bCs/>
-          <w:color w:val="FFFFFF"/>
+          <w:color w:val="1A1A1A"/>
           <w:sz w:val="27"/>
           <w:szCs w:val="27"/>
         </w:rPr>
@@ -5832,9 +5706,6 @@
     </w:p>
     <w:p>
       <w:pPr>
-        <w:pBdr>
-          <w:left w:val="single" w:color="C8714A" w:sz="12"/>
-        </w:pBdr>
         <w:spacing w:after="60" w:before="260"/>
         <w:ind w:left="180"/>
       </w:pPr>
@@ -5930,9 +5801,6 @@
     </w:p>
     <w:p>
       <w:pPr>
-        <w:pBdr>
-          <w:left w:val="single" w:color="C8714A" w:sz="12"/>
-        </w:pBdr>
         <w:spacing w:after="60" w:before="260"/>
         <w:ind w:left="180"/>
       </w:pPr>
@@ -6012,9 +5880,6 @@
     </w:p>
     <w:p>
       <w:pPr>
-        <w:pBdr>
-          <w:left w:val="single" w:color="C8714A" w:sz="12"/>
-        </w:pBdr>
         <w:spacing w:after="60" w:before="260"/>
         <w:ind w:left="180"/>
       </w:pPr>
@@ -6062,10 +5927,7 @@
     </w:p>
     <w:p>
       <w:pPr>
-        <w:pBdr>
-          <w:bottom w:val="single" w:color="C8714A" w:sz="8"/>
-        </w:pBdr>
-        <w:shd w:fill="1A3A5C" w:val="clear"/>
+        <w:shd w:fill="FFFFFF" w:val="clear"/>
         <w:spacing w:after="200" w:before="440"/>
         <w:jc w:val="center"/>
       </w:pPr>
@@ -6074,7 +5936,7 @@
           <w:rFonts w:ascii="맑은 고딕" w:cs="맑은 고딕" w:eastAsia="맑은 고딕" w:hAnsi="맑은 고딕"/>
           <w:b/>
           <w:bCs/>
-          <w:color w:val="FFFFFF"/>
+          <w:color w:val="1A1A1A"/>
           <w:sz w:val="27"/>
           <w:szCs w:val="27"/>
         </w:rPr>
@@ -6106,9 +5968,6 @@
     </w:p>
     <w:p>
       <w:pPr>
-        <w:pBdr>
-          <w:left w:val="single" w:color="C8714A" w:sz="12"/>
-        </w:pBdr>
         <w:spacing w:after="60" w:before="260"/>
         <w:ind w:left="180"/>
       </w:pPr>
@@ -6188,9 +6047,6 @@
     </w:p>
     <w:p>
       <w:pPr>
-        <w:pBdr>
-          <w:left w:val="single" w:color="C8714A" w:sz="12"/>
-        </w:pBdr>
         <w:spacing w:after="60" w:before="260"/>
         <w:ind w:left="180"/>
       </w:pPr>
@@ -6334,9 +6190,6 @@
     </w:p>
     <w:p>
       <w:pPr>
-        <w:pBdr>
-          <w:left w:val="single" w:color="C8714A" w:sz="12"/>
-        </w:pBdr>
         <w:spacing w:after="60" w:before="260"/>
         <w:ind w:left="180"/>
       </w:pPr>
@@ -6432,9 +6285,6 @@
     </w:p>
     <w:p>
       <w:pPr>
-        <w:pBdr>
-          <w:left w:val="single" w:color="C8714A" w:sz="12"/>
-        </w:pBdr>
         <w:spacing w:after="60" w:before="260"/>
         <w:ind w:left="180"/>
       </w:pPr>
@@ -6498,10 +6348,7 @@
     </w:p>
     <w:p>
       <w:pPr>
-        <w:pBdr>
-          <w:bottom w:val="single" w:color="C8714A" w:sz="8"/>
-        </w:pBdr>
-        <w:shd w:fill="1A3A5C" w:val="clear"/>
+        <w:shd w:fill="FFFFFF" w:val="clear"/>
         <w:spacing w:after="200" w:before="440"/>
         <w:jc w:val="center"/>
       </w:pPr>
@@ -6510,7 +6357,7 @@
           <w:rFonts w:ascii="맑은 고딕" w:cs="맑은 고딕" w:eastAsia="맑은 고딕" w:hAnsi="맑은 고딕"/>
           <w:b/>
           <w:bCs/>
-          <w:color w:val="FFFFFF"/>
+          <w:color w:val="1A1A1A"/>
           <w:sz w:val="27"/>
           <w:szCs w:val="27"/>
         </w:rPr>
@@ -6542,9 +6389,6 @@
     </w:p>
     <w:p>
       <w:pPr>
-        <w:pBdr>
-          <w:left w:val="single" w:color="C8714A" w:sz="12"/>
-        </w:pBdr>
         <w:spacing w:after="60" w:before="260"/>
         <w:ind w:left="180"/>
       </w:pPr>
@@ -6608,9 +6452,6 @@
     </w:p>
     <w:p>
       <w:pPr>
-        <w:pBdr>
-          <w:left w:val="single" w:color="C8714A" w:sz="12"/>
-        </w:pBdr>
         <w:spacing w:after="60" w:before="260"/>
         <w:ind w:left="180"/>
       </w:pPr>
@@ -6674,9 +6515,6 @@
     </w:p>
     <w:p>
       <w:pPr>
-        <w:pBdr>
-          <w:left w:val="single" w:color="C8714A" w:sz="12"/>
-        </w:pBdr>
         <w:spacing w:after="60" w:before="260"/>
         <w:ind w:left="180"/>
       </w:pPr>
@@ -6724,10 +6562,6 @@
     </w:p>
     <w:p>
       <w:pPr>
-        <w:pBdr>
-          <w:top w:val="double" w:color="1A3A5C" w:sz="6"/>
-          <w:bottom w:val="single" w:color="B0C8E0" w:sz="4"/>
-        </w:pBdr>
         <w:spacing w:after="160" w:before="360"/>
         <w:jc w:val="center"/>
       </w:pPr>
@@ -6803,12 +6637,12 @@
       <w:tblPr>
         <w:tblW w:type="dxa" w:w="9070"/>
         <w:tblBorders>
-          <w:top w:val="single" w:color="auto" w:sz="4"/>
-          <w:left w:val="single" w:color="auto" w:sz="4"/>
-          <w:bottom w:val="single" w:color="auto" w:sz="4"/>
-          <w:right w:val="single" w:color="auto" w:sz="4"/>
-          <w:insideH w:val="single" w:color="auto" w:sz="4"/>
-          <w:insideV w:val="single" w:color="auto" w:sz="4"/>
+          <w:top w:val="nil"/>
+          <w:left w:val="nil"/>
+          <w:bottom w:val="nil"/>
+          <w:right w:val="nil"/>
+          <w:insideH w:val="nil"/>
+          <w:insideV w:val="nil"/>
         </w:tblBorders>
       </w:tblPr>
       <w:tblGrid>
@@ -6818,13 +6652,7 @@
         <w:tc>
           <w:tcPr>
             <w:tcW w:type="dxa" w:w="9070"/>
-            <w:tcBorders>
-              <w:top w:val="single" w:color="B0C8E0" w:sz="4"/>
-              <w:left w:val="single" w:color="B0C8E0" w:sz="4"/>
-              <w:bottom w:val="single" w:color="B0C8E0" w:sz="4"/>
-              <w:right w:val="single" w:color="B0C8E0" w:sz="4"/>
-            </w:tcBorders>
-            <w:shd w:fill="EAF1F8" w:val="clear"/>
+            <w:shd w:fill="FFFFFF" w:val="clear"/>
             <w:tcMar>
               <w:top w:type="dxa" w:w="200"/>
               <w:left w:type="dxa" w:w="300"/>
@@ -6909,6 +6737,955 @@
                 <w:szCs w:val="20"/>
               </w:rPr>
               <w:t xml:space="preserve">서기  _______________  (인)</w:t>
+            </w:r>
+          </w:p>
+        </w:tc>
+      </w:tr>
+    </w:tbl>
+    <w:p/>
+    <w:p>
+      <w:r>
+        <w:rPr>
+          <w:rFonts w:ascii="맑은 고딕" w:hAnsi="맑은 고딕" w:eastAsia="맑은 고딕" w:cs="맑은 고딕"/>
+          <w:b/>
+          <w:color w:val="1A3A5C"/>
+          <w:sz w:val="24"/>
+        </w:rPr>
+        <w:t xml:space="preserve">■ 개정 이력  </w:t>
+      </w:r>
+      <w:r>
+        <w:rPr>
+          <w:rFonts w:ascii="맑은 고딕" w:hAnsi="맑은 고딕" w:eastAsia="맑은 고딕" w:cs="맑은 고딕"/>
+          <w:color w:val="9A8E84"/>
+          <w:sz w:val="20"/>
+        </w:rPr>
+        <w:t>Revision History</w:t>
+      </w:r>
+    </w:p>
+    <w:p>
+      <w:r>
+        <w:rPr>
+          <w:rFonts w:ascii="맑은 고딕" w:hAnsi="맑은 고딕" w:eastAsia="맑은 고딕" w:cs="맑은 고딕"/>
+          <w:color w:val="9A8E84"/>
+          <w:sz w:val="17"/>
+        </w:rPr>
+        <w:t>※ 본 규정은 제직회(당회) 의결로 제정·개정하며, 개정 시 아래 표에 기록합니다.</w:t>
+      </w:r>
+    </w:p>
+    <w:tbl>
+      <w:tblPr>
+        <w:tblW w:type="auto" w:w="0"/>
+        <w:jc w:val="center"/>
+        <w:tblLayout w:type="fixed"/>
+        <w:tblLook w:firstColumn="1" w:firstRow="1" w:lastColumn="0" w:lastRow="0" w:noHBand="0" w:noVBand="1" w:val="04A0"/>
+      </w:tblPr>
+      <w:tblGrid>
+        <w:gridCol w:w="1814"/>
+        <w:gridCol w:w="1814"/>
+        <w:gridCol w:w="1814"/>
+        <w:gridCol w:w="1814"/>
+        <w:gridCol w:w="1814"/>
+      </w:tblGrid>
+      <w:tr>
+        <w:tc>
+          <w:tcPr>
+            <w:tcW w:type="dxa" w:w="1100"/>
+            <w:tcBorders>
+              <w:top w:val="single" w:sz="4" w:space="0" w:color="B0C8E0"/>
+              <w:left w:val="single" w:sz="4" w:space="0" w:color="B0C8E0"/>
+              <w:bottom w:val="single" w:sz="4" w:space="0" w:color="B0C8E0"/>
+              <w:right w:val="single" w:sz="4" w:space="0" w:color="B0C8E0"/>
+            </w:tcBorders>
+            <w:shd w:val="clear" w:color="auto" w:fill="F2F2F2"/>
+          </w:tcPr>
+          <w:p>
+            <w:pPr>
+              <w:jc w:val="center"/>
+            </w:pPr>
+            <w:r/>
+            <w:r>
+              <w:rPr>
+                <w:rFonts w:ascii="맑은 고딕" w:hAnsi="맑은 고딕" w:eastAsia="맑은 고딕" w:cs="맑은 고딕"/>
+                <w:b/>
+                <w:color w:val="2C2114"/>
+                <w:sz w:val="18"/>
+              </w:rPr>
+              <w:t>차수</w:t>
+            </w:r>
+          </w:p>
+        </w:tc>
+        <w:tc>
+          <w:tcPr>
+            <w:tcW w:type="dxa" w:w="1700"/>
+            <w:tcBorders>
+              <w:top w:val="single" w:sz="4" w:space="0" w:color="B0C8E0"/>
+              <w:left w:val="single" w:sz="4" w:space="0" w:color="B0C8E0"/>
+              <w:bottom w:val="single" w:sz="4" w:space="0" w:color="B0C8E0"/>
+              <w:right w:val="single" w:sz="4" w:space="0" w:color="B0C8E0"/>
+            </w:tcBorders>
+            <w:shd w:val="clear" w:color="auto" w:fill="F2F2F2"/>
+          </w:tcPr>
+          <w:p>
+            <w:pPr>
+              <w:jc w:val="center"/>
+            </w:pPr>
+            <w:r/>
+            <w:r>
+              <w:rPr>
+                <w:rFonts w:ascii="맑은 고딕" w:hAnsi="맑은 고딕" w:eastAsia="맑은 고딕" w:cs="맑은 고딕"/>
+                <w:b/>
+                <w:color w:val="2C2114"/>
+                <w:sz w:val="18"/>
+              </w:rPr>
+              <w:t>개정일자</w:t>
+            </w:r>
+          </w:p>
+        </w:tc>
+        <w:tc>
+          <w:tcPr>
+            <w:tcW w:type="dxa" w:w="4200"/>
+            <w:tcBorders>
+              <w:top w:val="single" w:sz="4" w:space="0" w:color="B0C8E0"/>
+              <w:left w:val="single" w:sz="4" w:space="0" w:color="B0C8E0"/>
+              <w:bottom w:val="single" w:sz="4" w:space="0" w:color="B0C8E0"/>
+              <w:right w:val="single" w:sz="4" w:space="0" w:color="B0C8E0"/>
+            </w:tcBorders>
+            <w:shd w:val="clear" w:color="auto" w:fill="F2F2F2"/>
+          </w:tcPr>
+          <w:p>
+            <w:pPr>
+              <w:jc w:val="center"/>
+            </w:pPr>
+            <w:r/>
+            <w:r>
+              <w:rPr>
+                <w:rFonts w:ascii="맑은 고딕" w:hAnsi="맑은 고딕" w:eastAsia="맑은 고딕" w:cs="맑은 고딕"/>
+                <w:b/>
+                <w:color w:val="2C2114"/>
+                <w:sz w:val="18"/>
+              </w:rPr>
+              <w:t>개정 내용</w:t>
+            </w:r>
+          </w:p>
+        </w:tc>
+        <w:tc>
+          <w:tcPr>
+            <w:tcW w:type="dxa" w:w="1700"/>
+            <w:tcBorders>
+              <w:top w:val="single" w:sz="4" w:space="0" w:color="B0C8E0"/>
+              <w:left w:val="single" w:sz="4" w:space="0" w:color="B0C8E0"/>
+              <w:bottom w:val="single" w:sz="4" w:space="0" w:color="B0C8E0"/>
+              <w:right w:val="single" w:sz="4" w:space="0" w:color="B0C8E0"/>
+            </w:tcBorders>
+            <w:shd w:val="clear" w:color="auto" w:fill="F2F2F2"/>
+          </w:tcPr>
+          <w:p>
+            <w:pPr>
+              <w:jc w:val="center"/>
+            </w:pPr>
+            <w:r/>
+            <w:r>
+              <w:rPr>
+                <w:rFonts w:ascii="맑은 고딕" w:hAnsi="맑은 고딕" w:eastAsia="맑은 고딕" w:cs="맑은 고딕"/>
+                <w:b/>
+                <w:color w:val="2C2114"/>
+                <w:sz w:val="18"/>
+              </w:rPr>
+              <w:t>개정자</w:t>
+            </w:r>
+          </w:p>
+        </w:tc>
+        <w:tc>
+          <w:tcPr>
+            <w:tcW w:type="dxa" w:w="1700"/>
+            <w:tcBorders>
+              <w:top w:val="single" w:sz="4" w:space="0" w:color="B0C8E0"/>
+              <w:left w:val="single" w:sz="4" w:space="0" w:color="B0C8E0"/>
+              <w:bottom w:val="single" w:sz="4" w:space="0" w:color="B0C8E0"/>
+              <w:right w:val="single" w:sz="4" w:space="0" w:color="B0C8E0"/>
+            </w:tcBorders>
+            <w:shd w:val="clear" w:color="auto" w:fill="F2F2F2"/>
+          </w:tcPr>
+          <w:p>
+            <w:pPr>
+              <w:jc w:val="center"/>
+            </w:pPr>
+            <w:r/>
+            <w:r>
+              <w:rPr>
+                <w:rFonts w:ascii="맑은 고딕" w:hAnsi="맑은 고딕" w:eastAsia="맑은 고딕" w:cs="맑은 고딕"/>
+                <w:b/>
+                <w:color w:val="2C2114"/>
+                <w:sz w:val="18"/>
+              </w:rPr>
+              <w:t>승인자</w:t>
+            </w:r>
+          </w:p>
+        </w:tc>
+      </w:tr>
+      <w:tr>
+        <w:tc>
+          <w:tcPr>
+            <w:tcW w:type="dxa" w:w="1100"/>
+            <w:tcBorders>
+              <w:top w:val="single" w:sz="4" w:space="0" w:color="B0C8E0"/>
+              <w:left w:val="single" w:sz="4" w:space="0" w:color="B0C8E0"/>
+              <w:bottom w:val="single" w:sz="4" w:space="0" w:color="B0C8E0"/>
+              <w:right w:val="single" w:sz="4" w:space="0" w:color="B0C8E0"/>
+            </w:tcBorders>
+          </w:tcPr>
+          <w:p>
+            <w:pPr>
+              <w:jc w:val="center"/>
+            </w:pPr>
+            <w:r/>
+            <w:r>
+              <w:rPr>
+                <w:rFonts w:ascii="맑은 고딕" w:hAnsi="맑은 고딕" w:eastAsia="맑은 고딕" w:cs="맑은 고딕"/>
+                <w:b w:val="0"/>
+                <w:color w:val="2C2114"/>
+                <w:sz w:val="18"/>
+              </w:rPr>
+              <w:t>제정</w:t>
+            </w:r>
+          </w:p>
+        </w:tc>
+        <w:tc>
+          <w:tcPr>
+            <w:tcW w:type="dxa" w:w="1700"/>
+            <w:tcBorders>
+              <w:top w:val="single" w:sz="4" w:space="0" w:color="B0C8E0"/>
+              <w:left w:val="single" w:sz="4" w:space="0" w:color="B0C8E0"/>
+              <w:bottom w:val="single" w:sz="4" w:space="0" w:color="B0C8E0"/>
+              <w:right w:val="single" w:sz="4" w:space="0" w:color="B0C8E0"/>
+            </w:tcBorders>
+          </w:tcPr>
+          <w:p>
+            <w:pPr>
+              <w:jc w:val="center"/>
+            </w:pPr>
+            <w:r/>
+            <w:r>
+              <w:rPr>
+                <w:rFonts w:ascii="맑은 고딕" w:hAnsi="맑은 고딕" w:eastAsia="맑은 고딕" w:cs="맑은 고딕"/>
+                <w:b w:val="0"/>
+                <w:color w:val="2C2114"/>
+                <w:sz w:val="18"/>
+              </w:rPr>
+              <w:t>20      .      .</w:t>
+            </w:r>
+          </w:p>
+        </w:tc>
+        <w:tc>
+          <w:tcPr>
+            <w:tcW w:type="dxa" w:w="4200"/>
+            <w:tcBorders>
+              <w:top w:val="single" w:sz="4" w:space="0" w:color="B0C8E0"/>
+              <w:left w:val="single" w:sz="4" w:space="0" w:color="B0C8E0"/>
+              <w:bottom w:val="single" w:sz="4" w:space="0" w:color="B0C8E0"/>
+              <w:right w:val="single" w:sz="4" w:space="0" w:color="B0C8E0"/>
+            </w:tcBorders>
+          </w:tcPr>
+          <w:p>
+            <w:pPr>
+              <w:jc w:val="left"/>
+            </w:pPr>
+            <w:r/>
+            <w:r>
+              <w:rPr>
+                <w:rFonts w:ascii="맑은 고딕" w:hAnsi="맑은 고딕" w:eastAsia="맑은 고딕" w:cs="맑은 고딕"/>
+                <w:b w:val="0"/>
+                <w:color w:val="2C2114"/>
+                <w:sz w:val="18"/>
+              </w:rPr>
+              <w:t>최초 제정</w:t>
+            </w:r>
+          </w:p>
+        </w:tc>
+        <w:tc>
+          <w:tcPr>
+            <w:tcW w:type="dxa" w:w="1700"/>
+            <w:tcBorders>
+              <w:top w:val="single" w:sz="4" w:space="0" w:color="B0C8E0"/>
+              <w:left w:val="single" w:sz="4" w:space="0" w:color="B0C8E0"/>
+              <w:bottom w:val="single" w:sz="4" w:space="0" w:color="B0C8E0"/>
+              <w:right w:val="single" w:sz="4" w:space="0" w:color="B0C8E0"/>
+            </w:tcBorders>
+          </w:tcPr>
+          <w:p>
+            <w:pPr>
+              <w:jc w:val="center"/>
+            </w:pPr>
+            <w:r/>
+            <w:r>
+              <w:rPr>
+                <w:rFonts w:ascii="맑은 고딕" w:hAnsi="맑은 고딕" w:eastAsia="맑은 고딕" w:cs="맑은 고딕"/>
+                <w:b w:val="0"/>
+                <w:color w:val="2C2114"/>
+                <w:sz w:val="18"/>
+              </w:rPr>
+              <w:t>—</w:t>
+            </w:r>
+          </w:p>
+        </w:tc>
+        <w:tc>
+          <w:tcPr>
+            <w:tcW w:type="dxa" w:w="1700"/>
+            <w:tcBorders>
+              <w:top w:val="single" w:sz="4" w:space="0" w:color="B0C8E0"/>
+              <w:left w:val="single" w:sz="4" w:space="0" w:color="B0C8E0"/>
+              <w:bottom w:val="single" w:sz="4" w:space="0" w:color="B0C8E0"/>
+              <w:right w:val="single" w:sz="4" w:space="0" w:color="B0C8E0"/>
+            </w:tcBorders>
+          </w:tcPr>
+          <w:p>
+            <w:pPr>
+              <w:jc w:val="center"/>
+            </w:pPr>
+            <w:r/>
+            <w:r>
+              <w:rPr>
+                <w:rFonts w:ascii="맑은 고딕" w:hAnsi="맑은 고딕" w:eastAsia="맑은 고딕" w:cs="맑은 고딕"/>
+                <w:b w:val="0"/>
+                <w:color w:val="2C2114"/>
+                <w:sz w:val="18"/>
+              </w:rPr>
+              <w:t>제직회 의결</w:t>
+            </w:r>
+          </w:p>
+        </w:tc>
+      </w:tr>
+      <w:tr>
+        <w:tc>
+          <w:tcPr>
+            <w:tcW w:type="dxa" w:w="1100"/>
+            <w:tcBorders>
+              <w:top w:val="single" w:sz="4" w:space="0" w:color="B0C8E0"/>
+              <w:left w:val="single" w:sz="4" w:space="0" w:color="B0C8E0"/>
+              <w:bottom w:val="single" w:sz="4" w:space="0" w:color="B0C8E0"/>
+              <w:right w:val="single" w:sz="4" w:space="0" w:color="B0C8E0"/>
+            </w:tcBorders>
+          </w:tcPr>
+          <w:p>
+            <w:pPr>
+              <w:jc w:val="center"/>
+            </w:pPr>
+            <w:r/>
+            <w:r>
+              <w:rPr>
+                <w:rFonts w:ascii="맑은 고딕" w:hAnsi="맑은 고딕" w:eastAsia="맑은 고딕" w:cs="맑은 고딕"/>
+                <w:b w:val="0"/>
+                <w:color w:val="2C2114"/>
+                <w:sz w:val="18"/>
+              </w:rPr>
+            </w:r>
+          </w:p>
+        </w:tc>
+        <w:tc>
+          <w:tcPr>
+            <w:tcW w:type="dxa" w:w="1700"/>
+            <w:tcBorders>
+              <w:top w:val="single" w:sz="4" w:space="0" w:color="B0C8E0"/>
+              <w:left w:val="single" w:sz="4" w:space="0" w:color="B0C8E0"/>
+              <w:bottom w:val="single" w:sz="4" w:space="0" w:color="B0C8E0"/>
+              <w:right w:val="single" w:sz="4" w:space="0" w:color="B0C8E0"/>
+            </w:tcBorders>
+          </w:tcPr>
+          <w:p>
+            <w:pPr>
+              <w:jc w:val="center"/>
+            </w:pPr>
+            <w:r/>
+            <w:r>
+              <w:rPr>
+                <w:rFonts w:ascii="맑은 고딕" w:hAnsi="맑은 고딕" w:eastAsia="맑은 고딕" w:cs="맑은 고딕"/>
+                <w:b w:val="0"/>
+                <w:color w:val="2C2114"/>
+                <w:sz w:val="18"/>
+              </w:rPr>
+            </w:r>
+          </w:p>
+        </w:tc>
+        <w:tc>
+          <w:tcPr>
+            <w:tcW w:type="dxa" w:w="4200"/>
+            <w:tcBorders>
+              <w:top w:val="single" w:sz="4" w:space="0" w:color="B0C8E0"/>
+              <w:left w:val="single" w:sz="4" w:space="0" w:color="B0C8E0"/>
+              <w:bottom w:val="single" w:sz="4" w:space="0" w:color="B0C8E0"/>
+              <w:right w:val="single" w:sz="4" w:space="0" w:color="B0C8E0"/>
+            </w:tcBorders>
+          </w:tcPr>
+          <w:p>
+            <w:pPr>
+              <w:jc w:val="center"/>
+            </w:pPr>
+            <w:r/>
+            <w:r>
+              <w:rPr>
+                <w:rFonts w:ascii="맑은 고딕" w:hAnsi="맑은 고딕" w:eastAsia="맑은 고딕" w:cs="맑은 고딕"/>
+                <w:b w:val="0"/>
+                <w:color w:val="2C2114"/>
+                <w:sz w:val="18"/>
+              </w:rPr>
+            </w:r>
+          </w:p>
+        </w:tc>
+        <w:tc>
+          <w:tcPr>
+            <w:tcW w:type="dxa" w:w="1700"/>
+            <w:tcBorders>
+              <w:top w:val="single" w:sz="4" w:space="0" w:color="B0C8E0"/>
+              <w:left w:val="single" w:sz="4" w:space="0" w:color="B0C8E0"/>
+              <w:bottom w:val="single" w:sz="4" w:space="0" w:color="B0C8E0"/>
+              <w:right w:val="single" w:sz="4" w:space="0" w:color="B0C8E0"/>
+            </w:tcBorders>
+          </w:tcPr>
+          <w:p>
+            <w:pPr>
+              <w:jc w:val="center"/>
+            </w:pPr>
+            <w:r/>
+            <w:r>
+              <w:rPr>
+                <w:rFonts w:ascii="맑은 고딕" w:hAnsi="맑은 고딕" w:eastAsia="맑은 고딕" w:cs="맑은 고딕"/>
+                <w:b w:val="0"/>
+                <w:color w:val="2C2114"/>
+                <w:sz w:val="18"/>
+              </w:rPr>
+            </w:r>
+          </w:p>
+        </w:tc>
+        <w:tc>
+          <w:tcPr>
+            <w:tcW w:type="dxa" w:w="1700"/>
+            <w:tcBorders>
+              <w:top w:val="single" w:sz="4" w:space="0" w:color="B0C8E0"/>
+              <w:left w:val="single" w:sz="4" w:space="0" w:color="B0C8E0"/>
+              <w:bottom w:val="single" w:sz="4" w:space="0" w:color="B0C8E0"/>
+              <w:right w:val="single" w:sz="4" w:space="0" w:color="B0C8E0"/>
+            </w:tcBorders>
+          </w:tcPr>
+          <w:p>
+            <w:pPr>
+              <w:jc w:val="center"/>
+            </w:pPr>
+            <w:r/>
+            <w:r>
+              <w:rPr>
+                <w:rFonts w:ascii="맑은 고딕" w:hAnsi="맑은 고딕" w:eastAsia="맑은 고딕" w:cs="맑은 고딕"/>
+                <w:b w:val="0"/>
+                <w:color w:val="2C2114"/>
+                <w:sz w:val="18"/>
+              </w:rPr>
+            </w:r>
+          </w:p>
+        </w:tc>
+      </w:tr>
+      <w:tr>
+        <w:tc>
+          <w:tcPr>
+            <w:tcW w:type="dxa" w:w="1100"/>
+            <w:tcBorders>
+              <w:top w:val="single" w:sz="4" w:space="0" w:color="B0C8E0"/>
+              <w:left w:val="single" w:sz="4" w:space="0" w:color="B0C8E0"/>
+              <w:bottom w:val="single" w:sz="4" w:space="0" w:color="B0C8E0"/>
+              <w:right w:val="single" w:sz="4" w:space="0" w:color="B0C8E0"/>
+            </w:tcBorders>
+          </w:tcPr>
+          <w:p>
+            <w:pPr>
+              <w:jc w:val="center"/>
+            </w:pPr>
+            <w:r/>
+            <w:r>
+              <w:rPr>
+                <w:rFonts w:ascii="맑은 고딕" w:hAnsi="맑은 고딕" w:eastAsia="맑은 고딕" w:cs="맑은 고딕"/>
+                <w:b w:val="0"/>
+                <w:color w:val="2C2114"/>
+                <w:sz w:val="18"/>
+              </w:rPr>
+            </w:r>
+          </w:p>
+        </w:tc>
+        <w:tc>
+          <w:tcPr>
+            <w:tcW w:type="dxa" w:w="1700"/>
+            <w:tcBorders>
+              <w:top w:val="single" w:sz="4" w:space="0" w:color="B0C8E0"/>
+              <w:left w:val="single" w:sz="4" w:space="0" w:color="B0C8E0"/>
+              <w:bottom w:val="single" w:sz="4" w:space="0" w:color="B0C8E0"/>
+              <w:right w:val="single" w:sz="4" w:space="0" w:color="B0C8E0"/>
+            </w:tcBorders>
+          </w:tcPr>
+          <w:p>
+            <w:pPr>
+              <w:jc w:val="center"/>
+            </w:pPr>
+            <w:r/>
+            <w:r>
+              <w:rPr>
+                <w:rFonts w:ascii="맑은 고딕" w:hAnsi="맑은 고딕" w:eastAsia="맑은 고딕" w:cs="맑은 고딕"/>
+                <w:b w:val="0"/>
+                <w:color w:val="2C2114"/>
+                <w:sz w:val="18"/>
+              </w:rPr>
+            </w:r>
+          </w:p>
+        </w:tc>
+        <w:tc>
+          <w:tcPr>
+            <w:tcW w:type="dxa" w:w="4200"/>
+            <w:tcBorders>
+              <w:top w:val="single" w:sz="4" w:space="0" w:color="B0C8E0"/>
+              <w:left w:val="single" w:sz="4" w:space="0" w:color="B0C8E0"/>
+              <w:bottom w:val="single" w:sz="4" w:space="0" w:color="B0C8E0"/>
+              <w:right w:val="single" w:sz="4" w:space="0" w:color="B0C8E0"/>
+            </w:tcBorders>
+          </w:tcPr>
+          <w:p>
+            <w:pPr>
+              <w:jc w:val="center"/>
+            </w:pPr>
+            <w:r/>
+            <w:r>
+              <w:rPr>
+                <w:rFonts w:ascii="맑은 고딕" w:hAnsi="맑은 고딕" w:eastAsia="맑은 고딕" w:cs="맑은 고딕"/>
+                <w:b w:val="0"/>
+                <w:color w:val="2C2114"/>
+                <w:sz w:val="18"/>
+              </w:rPr>
+            </w:r>
+          </w:p>
+        </w:tc>
+        <w:tc>
+          <w:tcPr>
+            <w:tcW w:type="dxa" w:w="1700"/>
+            <w:tcBorders>
+              <w:top w:val="single" w:sz="4" w:space="0" w:color="B0C8E0"/>
+              <w:left w:val="single" w:sz="4" w:space="0" w:color="B0C8E0"/>
+              <w:bottom w:val="single" w:sz="4" w:space="0" w:color="B0C8E0"/>
+              <w:right w:val="single" w:sz="4" w:space="0" w:color="B0C8E0"/>
+            </w:tcBorders>
+          </w:tcPr>
+          <w:p>
+            <w:pPr>
+              <w:jc w:val="center"/>
+            </w:pPr>
+            <w:r/>
+            <w:r>
+              <w:rPr>
+                <w:rFonts w:ascii="맑은 고딕" w:hAnsi="맑은 고딕" w:eastAsia="맑은 고딕" w:cs="맑은 고딕"/>
+                <w:b w:val="0"/>
+                <w:color w:val="2C2114"/>
+                <w:sz w:val="18"/>
+              </w:rPr>
+            </w:r>
+          </w:p>
+        </w:tc>
+        <w:tc>
+          <w:tcPr>
+            <w:tcW w:type="dxa" w:w="1700"/>
+            <w:tcBorders>
+              <w:top w:val="single" w:sz="4" w:space="0" w:color="B0C8E0"/>
+              <w:left w:val="single" w:sz="4" w:space="0" w:color="B0C8E0"/>
+              <w:bottom w:val="single" w:sz="4" w:space="0" w:color="B0C8E0"/>
+              <w:right w:val="single" w:sz="4" w:space="0" w:color="B0C8E0"/>
+            </w:tcBorders>
+          </w:tcPr>
+          <w:p>
+            <w:pPr>
+              <w:jc w:val="center"/>
+            </w:pPr>
+            <w:r/>
+            <w:r>
+              <w:rPr>
+                <w:rFonts w:ascii="맑은 고딕" w:hAnsi="맑은 고딕" w:eastAsia="맑은 고딕" w:cs="맑은 고딕"/>
+                <w:b w:val="0"/>
+                <w:color w:val="2C2114"/>
+                <w:sz w:val="18"/>
+              </w:rPr>
+            </w:r>
+          </w:p>
+        </w:tc>
+      </w:tr>
+      <w:tr>
+        <w:tc>
+          <w:tcPr>
+            <w:tcW w:type="dxa" w:w="1100"/>
+            <w:tcBorders>
+              <w:top w:val="single" w:sz="4" w:space="0" w:color="B0C8E0"/>
+              <w:left w:val="single" w:sz="4" w:space="0" w:color="B0C8E0"/>
+              <w:bottom w:val="single" w:sz="4" w:space="0" w:color="B0C8E0"/>
+              <w:right w:val="single" w:sz="4" w:space="0" w:color="B0C8E0"/>
+            </w:tcBorders>
+          </w:tcPr>
+          <w:p>
+            <w:pPr>
+              <w:jc w:val="center"/>
+            </w:pPr>
+            <w:r/>
+            <w:r>
+              <w:rPr>
+                <w:rFonts w:ascii="맑은 고딕" w:hAnsi="맑은 고딕" w:eastAsia="맑은 고딕" w:cs="맑은 고딕"/>
+                <w:b w:val="0"/>
+                <w:color w:val="2C2114"/>
+                <w:sz w:val="18"/>
+              </w:rPr>
+            </w:r>
+          </w:p>
+        </w:tc>
+        <w:tc>
+          <w:tcPr>
+            <w:tcW w:type="dxa" w:w="1700"/>
+            <w:tcBorders>
+              <w:top w:val="single" w:sz="4" w:space="0" w:color="B0C8E0"/>
+              <w:left w:val="single" w:sz="4" w:space="0" w:color="B0C8E0"/>
+              <w:bottom w:val="single" w:sz="4" w:space="0" w:color="B0C8E0"/>
+              <w:right w:val="single" w:sz="4" w:space="0" w:color="B0C8E0"/>
+            </w:tcBorders>
+          </w:tcPr>
+          <w:p>
+            <w:pPr>
+              <w:jc w:val="center"/>
+            </w:pPr>
+            <w:r/>
+            <w:r>
+              <w:rPr>
+                <w:rFonts w:ascii="맑은 고딕" w:hAnsi="맑은 고딕" w:eastAsia="맑은 고딕" w:cs="맑은 고딕"/>
+                <w:b w:val="0"/>
+                <w:color w:val="2C2114"/>
+                <w:sz w:val="18"/>
+              </w:rPr>
+            </w:r>
+          </w:p>
+        </w:tc>
+        <w:tc>
+          <w:tcPr>
+            <w:tcW w:type="dxa" w:w="4200"/>
+            <w:tcBorders>
+              <w:top w:val="single" w:sz="4" w:space="0" w:color="B0C8E0"/>
+              <w:left w:val="single" w:sz="4" w:space="0" w:color="B0C8E0"/>
+              <w:bottom w:val="single" w:sz="4" w:space="0" w:color="B0C8E0"/>
+              <w:right w:val="single" w:sz="4" w:space="0" w:color="B0C8E0"/>
+            </w:tcBorders>
+          </w:tcPr>
+          <w:p>
+            <w:pPr>
+              <w:jc w:val="center"/>
+            </w:pPr>
+            <w:r/>
+            <w:r>
+              <w:rPr>
+                <w:rFonts w:ascii="맑은 고딕" w:hAnsi="맑은 고딕" w:eastAsia="맑은 고딕" w:cs="맑은 고딕"/>
+                <w:b w:val="0"/>
+                <w:color w:val="2C2114"/>
+                <w:sz w:val="18"/>
+              </w:rPr>
+            </w:r>
+          </w:p>
+        </w:tc>
+        <w:tc>
+          <w:tcPr>
+            <w:tcW w:type="dxa" w:w="1700"/>
+            <w:tcBorders>
+              <w:top w:val="single" w:sz="4" w:space="0" w:color="B0C8E0"/>
+              <w:left w:val="single" w:sz="4" w:space="0" w:color="B0C8E0"/>
+              <w:bottom w:val="single" w:sz="4" w:space="0" w:color="B0C8E0"/>
+              <w:right w:val="single" w:sz="4" w:space="0" w:color="B0C8E0"/>
+            </w:tcBorders>
+          </w:tcPr>
+          <w:p>
+            <w:pPr>
+              <w:jc w:val="center"/>
+            </w:pPr>
+            <w:r/>
+            <w:r>
+              <w:rPr>
+                <w:rFonts w:ascii="맑은 고딕" w:hAnsi="맑은 고딕" w:eastAsia="맑은 고딕" w:cs="맑은 고딕"/>
+                <w:b w:val="0"/>
+                <w:color w:val="2C2114"/>
+                <w:sz w:val="18"/>
+              </w:rPr>
+            </w:r>
+          </w:p>
+        </w:tc>
+        <w:tc>
+          <w:tcPr>
+            <w:tcW w:type="dxa" w:w="1700"/>
+            <w:tcBorders>
+              <w:top w:val="single" w:sz="4" w:space="0" w:color="B0C8E0"/>
+              <w:left w:val="single" w:sz="4" w:space="0" w:color="B0C8E0"/>
+              <w:bottom w:val="single" w:sz="4" w:space="0" w:color="B0C8E0"/>
+              <w:right w:val="single" w:sz="4" w:space="0" w:color="B0C8E0"/>
+            </w:tcBorders>
+          </w:tcPr>
+          <w:p>
+            <w:pPr>
+              <w:jc w:val="center"/>
+            </w:pPr>
+            <w:r/>
+            <w:r>
+              <w:rPr>
+                <w:rFonts w:ascii="맑은 고딕" w:hAnsi="맑은 고딕" w:eastAsia="맑은 고딕" w:cs="맑은 고딕"/>
+                <w:b w:val="0"/>
+                <w:color w:val="2C2114"/>
+                <w:sz w:val="18"/>
+              </w:rPr>
+            </w:r>
+          </w:p>
+        </w:tc>
+      </w:tr>
+      <w:tr>
+        <w:tc>
+          <w:tcPr>
+            <w:tcW w:type="dxa" w:w="1100"/>
+            <w:tcBorders>
+              <w:top w:val="single" w:sz="4" w:space="0" w:color="B0C8E0"/>
+              <w:left w:val="single" w:sz="4" w:space="0" w:color="B0C8E0"/>
+              <w:bottom w:val="single" w:sz="4" w:space="0" w:color="B0C8E0"/>
+              <w:right w:val="single" w:sz="4" w:space="0" w:color="B0C8E0"/>
+            </w:tcBorders>
+          </w:tcPr>
+          <w:p>
+            <w:pPr>
+              <w:jc w:val="center"/>
+            </w:pPr>
+            <w:r/>
+            <w:r>
+              <w:rPr>
+                <w:rFonts w:ascii="맑은 고딕" w:hAnsi="맑은 고딕" w:eastAsia="맑은 고딕" w:cs="맑은 고딕"/>
+                <w:b w:val="0"/>
+                <w:color w:val="2C2114"/>
+                <w:sz w:val="18"/>
+              </w:rPr>
+            </w:r>
+          </w:p>
+        </w:tc>
+        <w:tc>
+          <w:tcPr>
+            <w:tcW w:type="dxa" w:w="1700"/>
+            <w:tcBorders>
+              <w:top w:val="single" w:sz="4" w:space="0" w:color="B0C8E0"/>
+              <w:left w:val="single" w:sz="4" w:space="0" w:color="B0C8E0"/>
+              <w:bottom w:val="single" w:sz="4" w:space="0" w:color="B0C8E0"/>
+              <w:right w:val="single" w:sz="4" w:space="0" w:color="B0C8E0"/>
+            </w:tcBorders>
+          </w:tcPr>
+          <w:p>
+            <w:pPr>
+              <w:jc w:val="center"/>
+            </w:pPr>
+            <w:r/>
+            <w:r>
+              <w:rPr>
+                <w:rFonts w:ascii="맑은 고딕" w:hAnsi="맑은 고딕" w:eastAsia="맑은 고딕" w:cs="맑은 고딕"/>
+                <w:b w:val="0"/>
+                <w:color w:val="2C2114"/>
+                <w:sz w:val="18"/>
+              </w:rPr>
+            </w:r>
+          </w:p>
+        </w:tc>
+        <w:tc>
+          <w:tcPr>
+            <w:tcW w:type="dxa" w:w="4200"/>
+            <w:tcBorders>
+              <w:top w:val="single" w:sz="4" w:space="0" w:color="B0C8E0"/>
+              <w:left w:val="single" w:sz="4" w:space="0" w:color="B0C8E0"/>
+              <w:bottom w:val="single" w:sz="4" w:space="0" w:color="B0C8E0"/>
+              <w:right w:val="single" w:sz="4" w:space="0" w:color="B0C8E0"/>
+            </w:tcBorders>
+          </w:tcPr>
+          <w:p>
+            <w:pPr>
+              <w:jc w:val="center"/>
+            </w:pPr>
+            <w:r/>
+            <w:r>
+              <w:rPr>
+                <w:rFonts w:ascii="맑은 고딕" w:hAnsi="맑은 고딕" w:eastAsia="맑은 고딕" w:cs="맑은 고딕"/>
+                <w:b w:val="0"/>
+                <w:color w:val="2C2114"/>
+                <w:sz w:val="18"/>
+              </w:rPr>
+            </w:r>
+          </w:p>
+        </w:tc>
+        <w:tc>
+          <w:tcPr>
+            <w:tcW w:type="dxa" w:w="1700"/>
+            <w:tcBorders>
+              <w:top w:val="single" w:sz="4" w:space="0" w:color="B0C8E0"/>
+              <w:left w:val="single" w:sz="4" w:space="0" w:color="B0C8E0"/>
+              <w:bottom w:val="single" w:sz="4" w:space="0" w:color="B0C8E0"/>
+              <w:right w:val="single" w:sz="4" w:space="0" w:color="B0C8E0"/>
+            </w:tcBorders>
+          </w:tcPr>
+          <w:p>
+            <w:pPr>
+              <w:jc w:val="center"/>
+            </w:pPr>
+            <w:r/>
+            <w:r>
+              <w:rPr>
+                <w:rFonts w:ascii="맑은 고딕" w:hAnsi="맑은 고딕" w:eastAsia="맑은 고딕" w:cs="맑은 고딕"/>
+                <w:b w:val="0"/>
+                <w:color w:val="2C2114"/>
+                <w:sz w:val="18"/>
+              </w:rPr>
+            </w:r>
+          </w:p>
+        </w:tc>
+        <w:tc>
+          <w:tcPr>
+            <w:tcW w:type="dxa" w:w="1700"/>
+            <w:tcBorders>
+              <w:top w:val="single" w:sz="4" w:space="0" w:color="B0C8E0"/>
+              <w:left w:val="single" w:sz="4" w:space="0" w:color="B0C8E0"/>
+              <w:bottom w:val="single" w:sz="4" w:space="0" w:color="B0C8E0"/>
+              <w:right w:val="single" w:sz="4" w:space="0" w:color="B0C8E0"/>
+            </w:tcBorders>
+          </w:tcPr>
+          <w:p>
+            <w:pPr>
+              <w:jc w:val="center"/>
+            </w:pPr>
+            <w:r/>
+            <w:r>
+              <w:rPr>
+                <w:rFonts w:ascii="맑은 고딕" w:hAnsi="맑은 고딕" w:eastAsia="맑은 고딕" w:cs="맑은 고딕"/>
+                <w:b w:val="0"/>
+                <w:color w:val="2C2114"/>
+                <w:sz w:val="18"/>
+              </w:rPr>
+            </w:r>
+          </w:p>
+        </w:tc>
+      </w:tr>
+      <w:tr>
+        <w:tc>
+          <w:tcPr>
+            <w:tcW w:type="dxa" w:w="1100"/>
+            <w:tcBorders>
+              <w:top w:val="single" w:sz="4" w:space="0" w:color="B0C8E0"/>
+              <w:left w:val="single" w:sz="4" w:space="0" w:color="B0C8E0"/>
+              <w:bottom w:val="single" w:sz="4" w:space="0" w:color="B0C8E0"/>
+              <w:right w:val="single" w:sz="4" w:space="0" w:color="B0C8E0"/>
+            </w:tcBorders>
+          </w:tcPr>
+          <w:p>
+            <w:pPr>
+              <w:jc w:val="center"/>
+            </w:pPr>
+            <w:r/>
+            <w:r>
+              <w:rPr>
+                <w:rFonts w:ascii="맑은 고딕" w:hAnsi="맑은 고딕" w:eastAsia="맑은 고딕" w:cs="맑은 고딕"/>
+                <w:b w:val="0"/>
+                <w:color w:val="2C2114"/>
+                <w:sz w:val="18"/>
+              </w:rPr>
+            </w:r>
+          </w:p>
+        </w:tc>
+        <w:tc>
+          <w:tcPr>
+            <w:tcW w:type="dxa" w:w="1700"/>
+            <w:tcBorders>
+              <w:top w:val="single" w:sz="4" w:space="0" w:color="B0C8E0"/>
+              <w:left w:val="single" w:sz="4" w:space="0" w:color="B0C8E0"/>
+              <w:bottom w:val="single" w:sz="4" w:space="0" w:color="B0C8E0"/>
+              <w:right w:val="single" w:sz="4" w:space="0" w:color="B0C8E0"/>
+            </w:tcBorders>
+          </w:tcPr>
+          <w:p>
+            <w:pPr>
+              <w:jc w:val="center"/>
+            </w:pPr>
+            <w:r/>
+            <w:r>
+              <w:rPr>
+                <w:rFonts w:ascii="맑은 고딕" w:hAnsi="맑은 고딕" w:eastAsia="맑은 고딕" w:cs="맑은 고딕"/>
+                <w:b w:val="0"/>
+                <w:color w:val="2C2114"/>
+                <w:sz w:val="18"/>
+              </w:rPr>
+            </w:r>
+          </w:p>
+        </w:tc>
+        <w:tc>
+          <w:tcPr>
+            <w:tcW w:type="dxa" w:w="4200"/>
+            <w:tcBorders>
+              <w:top w:val="single" w:sz="4" w:space="0" w:color="B0C8E0"/>
+              <w:left w:val="single" w:sz="4" w:space="0" w:color="B0C8E0"/>
+              <w:bottom w:val="single" w:sz="4" w:space="0" w:color="B0C8E0"/>
+              <w:right w:val="single" w:sz="4" w:space="0" w:color="B0C8E0"/>
+            </w:tcBorders>
+          </w:tcPr>
+          <w:p>
+            <w:pPr>
+              <w:jc w:val="center"/>
+            </w:pPr>
+            <w:r/>
+            <w:r>
+              <w:rPr>
+                <w:rFonts w:ascii="맑은 고딕" w:hAnsi="맑은 고딕" w:eastAsia="맑은 고딕" w:cs="맑은 고딕"/>
+                <w:b w:val="0"/>
+                <w:color w:val="2C2114"/>
+                <w:sz w:val="18"/>
+              </w:rPr>
+            </w:r>
+          </w:p>
+        </w:tc>
+        <w:tc>
+          <w:tcPr>
+            <w:tcW w:type="dxa" w:w="1700"/>
+            <w:tcBorders>
+              <w:top w:val="single" w:sz="4" w:space="0" w:color="B0C8E0"/>
+              <w:left w:val="single" w:sz="4" w:space="0" w:color="B0C8E0"/>
+              <w:bottom w:val="single" w:sz="4" w:space="0" w:color="B0C8E0"/>
+              <w:right w:val="single" w:sz="4" w:space="0" w:color="B0C8E0"/>
+            </w:tcBorders>
+          </w:tcPr>
+          <w:p>
+            <w:pPr>
+              <w:jc w:val="center"/>
+            </w:pPr>
+            <w:r/>
+            <w:r>
+              <w:rPr>
+                <w:rFonts w:ascii="맑은 고딕" w:hAnsi="맑은 고딕" w:eastAsia="맑은 고딕" w:cs="맑은 고딕"/>
+                <w:b w:val="0"/>
+                <w:color w:val="2C2114"/>
+                <w:sz w:val="18"/>
+              </w:rPr>
+            </w:r>
+          </w:p>
+        </w:tc>
+        <w:tc>
+          <w:tcPr>
+            <w:tcW w:type="dxa" w:w="1700"/>
+            <w:tcBorders>
+              <w:top w:val="single" w:sz="4" w:space="0" w:color="B0C8E0"/>
+              <w:left w:val="single" w:sz="4" w:space="0" w:color="B0C8E0"/>
+              <w:bottom w:val="single" w:sz="4" w:space="0" w:color="B0C8E0"/>
+              <w:right w:val="single" w:sz="4" w:space="0" w:color="B0C8E0"/>
+            </w:tcBorders>
+          </w:tcPr>
+          <w:p>
+            <w:pPr>
+              <w:jc w:val="center"/>
+            </w:pPr>
+            <w:r/>
+            <w:r>
+              <w:rPr>
+                <w:rFonts w:ascii="맑은 고딕" w:hAnsi="맑은 고딕" w:eastAsia="맑은 고딕" w:cs="맑은 고딕"/>
+                <w:b w:val="0"/>
+                <w:color w:val="2C2114"/>
+                <w:sz w:val="18"/>
+              </w:rPr>
             </w:r>
           </w:p>
         </w:tc>
@@ -6971,9 +7748,6 @@
 <w:ftr xmlns:wpc="http://schemas.microsoft.com/office/word/2010/wordprocessingCanvas" xmlns:mc="http://schemas.openxmlformats.org/markup-compatibility/2006" xmlns:o="urn:schemas-microsoft-com:office:office" xmlns:r="http://schemas.openxmlformats.org/officeDocument/2006/relationships" xmlns:m="http://schemas.openxmlformats.org/officeDocument/2006/math" xmlns:v="urn:schemas-microsoft-com:vml" xmlns:wp14="http://schemas.microsoft.com/office/word/2010/wordprocessingDrawing" xmlns:wp="http://schemas.openxmlformats.org/drawingml/2006/wordprocessingDrawing" xmlns:w10="urn:schemas-microsoft-com:office:word" xmlns:w="http://schemas.openxmlformats.org/wordprocessingml/2006/main" xmlns:w14="http://schemas.microsoft.com/office/word/2010/wordml" xmlns:w15="http://schemas.microsoft.com/office/word/2012/wordml" xmlns:wpg="http://schemas.microsoft.com/office/word/2010/wordprocessingGroup" xmlns:wpi="http://schemas.microsoft.com/office/word/2010/wordprocessingInk" xmlns:wne="http://schemas.microsoft.com/office/word/2006/wordml" xmlns:wps="http://schemas.microsoft.com/office/word/2010/wordprocessingShape">
   <w:p>
     <w:pPr>
-      <w:pBdr>
-        <w:top w:val="single" w:color="B0C8E0" w:sz="4"/>
-      </w:pBdr>
       <w:spacing w:after="0" w:before="80"/>
     </w:pPr>
     <w:r>
@@ -7030,9 +7804,6 @@
 <w:hdr xmlns:wpc="http://schemas.microsoft.com/office/word/2010/wordprocessingCanvas" xmlns:mc="http://schemas.openxmlformats.org/markup-compatibility/2006" xmlns:o="urn:schemas-microsoft-com:office:office" xmlns:r="http://schemas.openxmlformats.org/officeDocument/2006/relationships" xmlns:m="http://schemas.openxmlformats.org/officeDocument/2006/math" xmlns:v="urn:schemas-microsoft-com:vml" xmlns:wp14="http://schemas.microsoft.com/office/word/2010/wordprocessingDrawing" xmlns:wp="http://schemas.openxmlformats.org/drawingml/2006/wordprocessingDrawing" xmlns:w10="urn:schemas-microsoft-com:office:word" xmlns:w="http://schemas.openxmlformats.org/wordprocessingml/2006/main" xmlns:w14="http://schemas.microsoft.com/office/word/2010/wordml" xmlns:w15="http://schemas.microsoft.com/office/word/2012/wordml" xmlns:wpg="http://schemas.microsoft.com/office/word/2010/wordprocessingGroup" xmlns:wpi="http://schemas.microsoft.com/office/word/2010/wordprocessingInk" xmlns:wne="http://schemas.microsoft.com/office/word/2006/wordml" xmlns:wps="http://schemas.microsoft.com/office/word/2010/wordprocessingShape" xmlns:cx="http://schemas.microsoft.com/office/drawing/2014/chartex" xmlns:cx1="http://schemas.microsoft.com/office/drawing/2015/9/8/chartex" xmlns:cx2="http://schemas.microsoft.com/office/drawing/2015/10/21/chartex" xmlns:cx3="http://schemas.microsoft.com/office/drawing/2016/5/9/chartex" xmlns:cx4="http://schemas.microsoft.com/office/drawing/2016/5/10/chartex" xmlns:cx5="http://schemas.microsoft.com/office/drawing/2016/5/11/chartex" xmlns:cx6="http://schemas.microsoft.com/office/drawing/2016/5/12/chartex" xmlns:cx7="http://schemas.microsoft.com/office/drawing/2016/5/13/chartex" xmlns:cx8="http://schemas.microsoft.com/office/drawing/2016/5/14/chartex" xmlns:w16cid="http://schemas.microsoft.com/office/word/2016/wordml/cid" xmlns:w16se="http://schemas.microsoft.com/office/word/2015/wordml/symex">
   <w:p>
     <w:pPr>
-      <w:pBdr>
-        <w:bottom w:val="single" w:color="C8714A" w:sz="4"/>
-      </w:pBdr>
       <w:spacing w:after="80" w:before="0"/>
     </w:pPr>
     <w:r>
